--- a/lessons/7-3/downloads/reveal/teacher/7.3-homework-packet.docx
+++ b/lessons/7-3/downloads/reveal/teacher/7.3-homework-packet.docx
@@ -15,10 +15,28 @@
         <w:rPr>
           <w:rFonts w:ascii="Avenir Next" w:hAnsi="Avenir Next" w:cs="Avenir Next" w:eastAsia="Avenir Next"/>
           <w:color w:val="1A1A1A"/>
+          <w:sz w:val="22"/>
+          <w:szCs w:val="20"/>
+        </w:rPr>
+        <w:t xml:space="preserve">Name</w:t>
+      </w:r>
+      <w:r>
+        <w:rPr>
+          <w:rFonts w:ascii="Avenir Next" w:hAnsi="Avenir Next" w:cs="Avenir Next" w:eastAsia="Avenir Next"/>
+          <w:color w:val="1A1A1A"/>
           <w:sz w:val="20"/>
           <w:szCs w:val="20"/>
         </w:rPr>
-        <w:t xml:space="preserve">Name</w:t>
+        <w:tab/>
+      </w:r>
+      <w:r>
+        <w:rPr>
+          <w:rFonts w:ascii="Avenir Next" w:hAnsi="Avenir Next" w:cs="Avenir Next" w:eastAsia="Avenir Next"/>
+          <w:color w:val="1A1A1A"/>
+          <w:sz w:val="22"/>
+          <w:szCs w:val="20"/>
+        </w:rPr>
+        <w:t xml:space="preserve">   Date</w:t>
       </w:r>
       <w:r>
         <w:rPr>
@@ -33,25 +51,7 @@
         <w:rPr>
           <w:rFonts w:ascii="Avenir Next" w:hAnsi="Avenir Next" w:cs="Avenir Next" w:eastAsia="Avenir Next"/>
           <w:color w:val="1A1A1A"/>
-          <w:sz w:val="20"/>
-          <w:szCs w:val="20"/>
-        </w:rPr>
-        <w:t xml:space="preserve">   Date</w:t>
-      </w:r>
-      <w:r>
-        <w:rPr>
-          <w:rFonts w:ascii="Avenir Next" w:hAnsi="Avenir Next" w:cs="Avenir Next" w:eastAsia="Avenir Next"/>
-          <w:color w:val="1A1A1A"/>
-          <w:sz w:val="20"/>
-          <w:szCs w:val="20"/>
-        </w:rPr>
-        <w:tab/>
-      </w:r>
-      <w:r>
-        <w:rPr>
-          <w:rFonts w:ascii="Avenir Next" w:hAnsi="Avenir Next" w:cs="Avenir Next" w:eastAsia="Avenir Next"/>
-          <w:color w:val="1A1A1A"/>
-          <w:sz w:val="20"/>
+          <w:sz w:val="22"/>
           <w:szCs w:val="20"/>
         </w:rPr>
         <w:t xml:space="preserve">   Period</w:t>
@@ -78,7 +78,7 @@
           <w:caps/>
           <w:color w:val="003A70"/>
           <w:spacing w:val="12"/>
-          <w:sz w:val="19"/>
+          <w:sz w:val="22"/>
           <w:szCs w:val="19"/>
         </w:rPr>
         <w:t xml:space="preserve">Lesson 7-3  ·  Homework Packet  ·  Sheet 1 of 2</w:t>
@@ -86,6 +86,7 @@
     </w:p>
     <w:p>
       <w:pPr>
+        <w:pStyle w:val="Heading1"/>
         <w:keepNext/>
         <w:spacing w:before="0" w:after="0" w:line="240" w:lineRule="auto"/>
       </w:pPr>
@@ -111,7 +112,7 @@
         <w:rPr>
           <w:rFonts w:ascii="Avenir Next" w:hAnsi="Avenir Next" w:cs="Avenir Next" w:eastAsia="Avenir Next"/>
           <w:color w:val="5A5F66"/>
-          <w:sz w:val="17"/>
+          <w:sz w:val="22"/>
           <w:szCs w:val="17"/>
         </w:rPr>
         <w:t xml:space="preserve">Maryland Standard 6.NS.C.7c   ·   Learning target — I can use absolute value to describe how far a number is from zero.</w:t>
@@ -158,6 +159,7 @@
           </w:tcPr>
           <w:p>
             <w:pPr>
+              <w:pStyle w:val="Heading2"/>
               <w:spacing w:before="0" w:after="0" w:line="240" w:lineRule="auto"/>
             </w:pPr>
             <w:r>
@@ -185,35 +187,35 @@
                 <w:rFonts w:ascii="Avenir Next" w:hAnsi="Avenir Next" w:cs="Avenir Next" w:eastAsia="Avenir Next"/>
                 <w:b/>
                 <w:color w:val="003A70"/>
+                <w:sz w:val="22"/>
+                <w:szCs w:val="18"/>
+              </w:rPr>
+              <w:t xml:space="preserve">•</w:t>
+            </w:r>
+            <w:r>
+              <w:rPr>
+                <w:rFonts w:ascii="Avenir Next" w:hAnsi="Avenir Next" w:cs="Avenir Next" w:eastAsia="Avenir Next"/>
+                <w:color w:val="1A1A1A"/>
                 <w:sz w:val="18"/>
                 <w:szCs w:val="18"/>
               </w:rPr>
-              <w:t xml:space="preserve">•</w:t>
-            </w:r>
-            <w:r>
-              <w:rPr>
-                <w:rFonts w:ascii="Avenir Next" w:hAnsi="Avenir Next" w:cs="Avenir Next" w:eastAsia="Avenir Next"/>
-                <w:color w:val="1A1A1A"/>
-                <w:sz w:val="18"/>
+              <w:tab/>
+            </w:r>
+            <w:r>
+              <w:rPr>
+                <w:rFonts w:ascii="Avenir Next" w:hAnsi="Avenir Next" w:cs="Avenir Next" w:eastAsia="Avenir Next"/>
+                <w:b/>
+                <w:color w:val="1A1A1A"/>
+                <w:sz w:val="22"/>
                 <w:szCs w:val="18"/>
               </w:rPr>
-              <w:tab/>
-            </w:r>
-            <w:r>
-              <w:rPr>
-                <w:rFonts w:ascii="Avenir Next" w:hAnsi="Avenir Next" w:cs="Avenir Next" w:eastAsia="Avenir Next"/>
-                <w:b/>
-                <w:color w:val="1A1A1A"/>
-                <w:sz w:val="18"/>
-                <w:szCs w:val="18"/>
-              </w:rPr>
               <w:t xml:space="preserve">Absolute value</w:t>
             </w:r>
             <w:r>
               <w:rPr>
                 <w:rFonts w:ascii="Avenir Next" w:hAnsi="Avenir Next" w:cs="Avenir Next" w:eastAsia="Avenir Next"/>
                 <w:color w:val="1A1A1A"/>
-                <w:sz w:val="18"/>
+                <w:sz w:val="22"/>
                 <w:szCs w:val="18"/>
               </w:rPr>
               <w:t xml:space="preserve"> is a number’s distance from 0. We write |−7| = 7.</w:t>
@@ -232,25 +234,25 @@
                 <w:rFonts w:ascii="Avenir Next" w:hAnsi="Avenir Next" w:cs="Avenir Next" w:eastAsia="Avenir Next"/>
                 <w:b/>
                 <w:color w:val="003A70"/>
+                <w:sz w:val="22"/>
+                <w:szCs w:val="18"/>
+              </w:rPr>
+              <w:t xml:space="preserve">•</w:t>
+            </w:r>
+            <w:r>
+              <w:rPr>
+                <w:rFonts w:ascii="Avenir Next" w:hAnsi="Avenir Next" w:cs="Avenir Next" w:eastAsia="Avenir Next"/>
+                <w:color w:val="1A1A1A"/>
                 <w:sz w:val="18"/>
                 <w:szCs w:val="18"/>
               </w:rPr>
-              <w:t xml:space="preserve">•</w:t>
-            </w:r>
-            <w:r>
-              <w:rPr>
-                <w:rFonts w:ascii="Avenir Next" w:hAnsi="Avenir Next" w:cs="Avenir Next" w:eastAsia="Avenir Next"/>
-                <w:color w:val="1A1A1A"/>
-                <w:sz w:val="18"/>
-                <w:szCs w:val="18"/>
-              </w:rPr>
               <w:tab/>
             </w:r>
             <w:r>
               <w:rPr>
                 <w:rFonts w:ascii="Avenir Next" w:hAnsi="Avenir Next" w:cs="Avenir Next" w:eastAsia="Avenir Next"/>
                 <w:color w:val="1A1A1A"/>
-                <w:sz w:val="18"/>
+                <w:sz w:val="22"/>
                 <w:szCs w:val="18"/>
               </w:rPr>
               <w:t xml:space="preserve">A number and its opposite have the same absolute value: |5| = |−5| = 5.</w:t>
@@ -269,44 +271,44 @@
                 <w:rFonts w:ascii="Avenir Next" w:hAnsi="Avenir Next" w:cs="Avenir Next" w:eastAsia="Avenir Next"/>
                 <w:b/>
                 <w:color w:val="003A70"/>
+                <w:sz w:val="22"/>
+                <w:szCs w:val="18"/>
+              </w:rPr>
+              <w:t xml:space="preserve">•</w:t>
+            </w:r>
+            <w:r>
+              <w:rPr>
+                <w:rFonts w:ascii="Avenir Next" w:hAnsi="Avenir Next" w:cs="Avenir Next" w:eastAsia="Avenir Next"/>
+                <w:color w:val="1A1A1A"/>
                 <w:sz w:val="18"/>
                 <w:szCs w:val="18"/>
               </w:rPr>
-              <w:t xml:space="preserve">•</w:t>
-            </w:r>
-            <w:r>
-              <w:rPr>
-                <w:rFonts w:ascii="Avenir Next" w:hAnsi="Avenir Next" w:cs="Avenir Next" w:eastAsia="Avenir Next"/>
-                <w:color w:val="1A1A1A"/>
-                <w:sz w:val="18"/>
+              <w:tab/>
+            </w:r>
+            <w:r>
+              <w:rPr>
+                <w:rFonts w:ascii="Avenir Next" w:hAnsi="Avenir Next" w:cs="Avenir Next" w:eastAsia="Avenir Next"/>
+                <w:color w:val="1A1A1A"/>
+                <w:sz w:val="22"/>
                 <w:szCs w:val="18"/>
               </w:rPr>
-              <w:tab/>
-            </w:r>
-            <w:r>
-              <w:rPr>
-                <w:rFonts w:ascii="Avenir Next" w:hAnsi="Avenir Next" w:cs="Avenir Next" w:eastAsia="Avenir Next"/>
-                <w:color w:val="1A1A1A"/>
-                <w:sz w:val="18"/>
+              <w:t xml:space="preserve">Absolute value is never negative. A greater absolute value means </w:t>
+            </w:r>
+            <w:r>
+              <w:rPr>
+                <w:rFonts w:ascii="Avenir Next" w:hAnsi="Avenir Next" w:cs="Avenir Next" w:eastAsia="Avenir Next"/>
+                <w:b/>
+                <w:color w:val="1A1A1A"/>
+                <w:sz w:val="22"/>
                 <w:szCs w:val="18"/>
               </w:rPr>
-              <w:t xml:space="preserve">Absolute value is never negative. A greater absolute value means </w:t>
-            </w:r>
-            <w:r>
-              <w:rPr>
-                <w:rFonts w:ascii="Avenir Next" w:hAnsi="Avenir Next" w:cs="Avenir Next" w:eastAsia="Avenir Next"/>
-                <w:b/>
-                <w:color w:val="1A1A1A"/>
-                <w:sz w:val="18"/>
-                <w:szCs w:val="18"/>
-              </w:rPr>
               <w:t xml:space="preserve">farther from 0</w:t>
             </w:r>
             <w:r>
               <w:rPr>
                 <w:rFonts w:ascii="Avenir Next" w:hAnsi="Avenir Next" w:cs="Avenir Next" w:eastAsia="Avenir Next"/>
                 <w:color w:val="1A1A1A"/>
-                <w:sz w:val="18"/>
+                <w:sz w:val="22"/>
                 <w:szCs w:val="18"/>
               </w:rPr>
               <w:t xml:space="preserve">.</w:t>
@@ -321,6 +323,7 @@
           </w:tcPr>
           <w:p>
             <w:pPr>
+              <w:pStyle w:val="Heading2"/>
               <w:spacing w:before="0" w:after="0" w:line="240" w:lineRule="auto"/>
             </w:pPr>
             <w:r>
@@ -343,7 +346,7 @@
               <w:rPr>
                 <w:rFonts w:ascii="Avenir Next" w:hAnsi="Avenir Next" w:cs="Avenir Next" w:eastAsia="Avenir Next"/>
                 <w:color w:val="1A1A1A"/>
-                <w:sz w:val="17"/>
+                <w:sz w:val="22"/>
                 <w:szCs w:val="17"/>
               </w:rPr>
               <w:t xml:space="preserve">Which is farther from 0: −9 or 6?</w:t>
@@ -362,25 +365,25 @@
                 <w:rFonts w:ascii="Avenir Next" w:hAnsi="Avenir Next" w:cs="Avenir Next" w:eastAsia="Avenir Next"/>
                 <w:b/>
                 <w:color w:val="003A70"/>
+                <w:sz w:val="22"/>
+                <w:szCs w:val="17"/>
+              </w:rPr>
+              <w:t xml:space="preserve">Step 1</w:t>
+            </w:r>
+            <w:r>
+              <w:rPr>
+                <w:rFonts w:ascii="Avenir Next" w:hAnsi="Avenir Next" w:cs="Avenir Next" w:eastAsia="Avenir Next"/>
+                <w:color w:val="1A1A1A"/>
                 <w:sz w:val="17"/>
                 <w:szCs w:val="17"/>
               </w:rPr>
-              <w:t xml:space="preserve">Step 1</w:t>
-            </w:r>
-            <w:r>
-              <w:rPr>
-                <w:rFonts w:ascii="Avenir Next" w:hAnsi="Avenir Next" w:cs="Avenir Next" w:eastAsia="Avenir Next"/>
-                <w:color w:val="1A1A1A"/>
-                <w:sz w:val="17"/>
-                <w:szCs w:val="17"/>
-              </w:rPr>
               <w:tab/>
             </w:r>
             <w:r>
               <w:rPr>
                 <w:rFonts w:ascii="Avenir Next" w:hAnsi="Avenir Next" w:cs="Avenir Next" w:eastAsia="Avenir Next"/>
                 <w:color w:val="1A1A1A"/>
-                <w:sz w:val="17"/>
+                <w:sz w:val="22"/>
                 <w:szCs w:val="17"/>
               </w:rPr>
               <w:t xml:space="preserve">|−9| = 9 and |6| = 6.</w:t>
@@ -399,25 +402,25 @@
                 <w:rFonts w:ascii="Avenir Next" w:hAnsi="Avenir Next" w:cs="Avenir Next" w:eastAsia="Avenir Next"/>
                 <w:b/>
                 <w:color w:val="003A70"/>
+                <w:sz w:val="22"/>
+                <w:szCs w:val="17"/>
+              </w:rPr>
+              <w:t xml:space="preserve">Step 2</w:t>
+            </w:r>
+            <w:r>
+              <w:rPr>
+                <w:rFonts w:ascii="Avenir Next" w:hAnsi="Avenir Next" w:cs="Avenir Next" w:eastAsia="Avenir Next"/>
+                <w:color w:val="1A1A1A"/>
                 <w:sz w:val="17"/>
                 <w:szCs w:val="17"/>
               </w:rPr>
-              <w:t xml:space="preserve">Step 2</w:t>
-            </w:r>
-            <w:r>
-              <w:rPr>
-                <w:rFonts w:ascii="Avenir Next" w:hAnsi="Avenir Next" w:cs="Avenir Next" w:eastAsia="Avenir Next"/>
-                <w:color w:val="1A1A1A"/>
-                <w:sz w:val="17"/>
-                <w:szCs w:val="17"/>
-              </w:rPr>
               <w:tab/>
             </w:r>
             <w:r>
               <w:rPr>
                 <w:rFonts w:ascii="Avenir Next" w:hAnsi="Avenir Next" w:cs="Avenir Next" w:eastAsia="Avenir Next"/>
                 <w:color w:val="1A1A1A"/>
-                <w:sz w:val="17"/>
+                <w:sz w:val="22"/>
                 <w:szCs w:val="17"/>
               </w:rPr>
               <w:t xml:space="preserve">9 &gt; 6, so −9 is farther from 0.</w:t>
@@ -436,18 +439,18 @@
                 <w:rFonts w:ascii="Avenir Next" w:hAnsi="Avenir Next" w:cs="Avenir Next" w:eastAsia="Avenir Next"/>
                 <w:b/>
                 <w:color w:val="1A1A1A"/>
+                <w:sz w:val="22"/>
+                <w:szCs w:val="17"/>
+              </w:rPr>
+              <w:t xml:space="preserve">Answer</w:t>
+            </w:r>
+            <w:r>
+              <w:rPr>
+                <w:rFonts w:ascii="Avenir Next" w:hAnsi="Avenir Next" w:cs="Avenir Next" w:eastAsia="Avenir Next"/>
+                <w:color w:val="1A1A1A"/>
                 <w:sz w:val="17"/>
                 <w:szCs w:val="17"/>
               </w:rPr>
-              <w:t xml:space="preserve">Answer</w:t>
-            </w:r>
-            <w:r>
-              <w:rPr>
-                <w:rFonts w:ascii="Avenir Next" w:hAnsi="Avenir Next" w:cs="Avenir Next" w:eastAsia="Avenir Next"/>
-                <w:color w:val="1A1A1A"/>
-                <w:sz w:val="17"/>
-                <w:szCs w:val="17"/>
-              </w:rPr>
               <w:tab/>
             </w:r>
             <w:r>
@@ -455,7 +458,7 @@
                 <w:rFonts w:ascii="Avenir Next" w:hAnsi="Avenir Next" w:cs="Avenir Next" w:eastAsia="Avenir Next"/>
                 <w:b/>
                 <w:color w:val="1A1A1A"/>
-                <w:sz w:val="17"/>
+                <w:sz w:val="22"/>
                 <w:szCs w:val="17"/>
               </w:rPr>
               <w:t xml:space="preserve">−9</w:t>
@@ -466,6 +469,7 @@
     </w:tbl>
     <w:p>
       <w:pPr>
+        <w:pStyle w:val="Heading2"/>
         <w:keepNext/>
         <w:pBdr>
           <w:bottom w:val="single" w:sz="8" w:space="3" w:color="003A70"/>
@@ -481,7 +485,7 @@
           <w:b/>
           <w:color w:val="003A70"/>
           <w:spacing w:val="14"/>
-          <w:sz w:val="19"/>
+          <w:sz w:val="22"/>
           <w:szCs w:val="19"/>
         </w:rPr>
         <w:t xml:space="preserve">PRACTICE</w:t>
@@ -500,7 +504,7 @@
           <w:rFonts w:ascii="Avenir Next" w:hAnsi="Avenir Next" w:cs="Avenir Next" w:eastAsia="Avenir Next"/>
           <w:i/>
           <w:color w:val="5A5F66"/>
-          <w:sz w:val="17"/>
+          <w:sz w:val="22"/>
           <w:szCs w:val="17"/>
         </w:rPr>
         <w:t xml:space="preserve">show your work · label units</w:t>
@@ -520,25 +524,25 @@
           <w:rFonts w:ascii="Avenir Next" w:hAnsi="Avenir Next" w:cs="Avenir Next" w:eastAsia="Avenir Next"/>
           <w:b/>
           <w:color w:val="1A1A1A"/>
+          <w:sz w:val="22"/>
+          <w:szCs w:val="20"/>
+        </w:rPr>
+        <w:t xml:space="preserve">1.</w:t>
+      </w:r>
+      <w:r>
+        <w:rPr>
+          <w:rFonts w:ascii="Avenir Next" w:hAnsi="Avenir Next" w:cs="Avenir Next" w:eastAsia="Avenir Next"/>
+          <w:color w:val="1A1A1A"/>
           <w:sz w:val="20"/>
           <w:szCs w:val="20"/>
         </w:rPr>
-        <w:t xml:space="preserve">1.</w:t>
-      </w:r>
-      <w:r>
-        <w:rPr>
-          <w:rFonts w:ascii="Avenir Next" w:hAnsi="Avenir Next" w:cs="Avenir Next" w:eastAsia="Avenir Next"/>
-          <w:color w:val="1A1A1A"/>
-          <w:sz w:val="20"/>
-          <w:szCs w:val="20"/>
-        </w:rPr>
         <w:tab/>
       </w:r>
       <w:r>
         <w:rPr>
           <w:rFonts w:ascii="Avenir Next" w:hAnsi="Avenir Next" w:cs="Avenir Next" w:eastAsia="Avenir Next"/>
           <w:color w:val="1A1A1A"/>
-          <w:sz w:val="20"/>
+          <w:sz w:val="22"/>
           <w:szCs w:val="20"/>
         </w:rPr>
         <w:t xml:space="preserve">Find each absolute value.</w:t>
@@ -594,7 +598,7 @@
                 <w:rFonts w:ascii="Avenir Next" w:hAnsi="Avenir Next" w:cs="Avenir Next" w:eastAsia="Avenir Next"/>
                 <w:b/>
                 <w:color w:val="003A70"/>
-                <w:sz w:val="20"/>
+                <w:sz w:val="22"/>
                 <w:szCs w:val="20"/>
               </w:rPr>
               <w:t xml:space="preserve">a.</w:t>
@@ -612,7 +616,7 @@
               <w:rPr>
                 <w:rFonts w:ascii="Avenir Next" w:hAnsi="Avenir Next" w:cs="Avenir Next" w:eastAsia="Avenir Next"/>
                 <w:color w:val="1A1A1A"/>
-                <w:sz w:val="20"/>
+                <w:sz w:val="22"/>
                 <w:szCs w:val="20"/>
               </w:rPr>
               <w:t xml:space="preserve">|−14| =</w:t>
@@ -656,7 +660,7 @@
                 <w:rFonts w:ascii="Avenir Next" w:hAnsi="Avenir Next" w:cs="Avenir Next" w:eastAsia="Avenir Next"/>
                 <w:b/>
                 <w:color w:val="003A70"/>
-                <w:sz w:val="20"/>
+                <w:sz w:val="22"/>
                 <w:szCs w:val="20"/>
               </w:rPr>
               <w:t xml:space="preserve">b.</w:t>
@@ -674,7 +678,7 @@
               <w:rPr>
                 <w:rFonts w:ascii="Avenir Next" w:hAnsi="Avenir Next" w:cs="Avenir Next" w:eastAsia="Avenir Next"/>
                 <w:color w:val="1A1A1A"/>
-                <w:sz w:val="20"/>
+                <w:sz w:val="22"/>
                 <w:szCs w:val="20"/>
               </w:rPr>
               <w:t xml:space="preserve">|8| =</w:t>
@@ -718,7 +722,7 @@
                 <w:rFonts w:ascii="Avenir Next" w:hAnsi="Avenir Next" w:cs="Avenir Next" w:eastAsia="Avenir Next"/>
                 <w:b/>
                 <w:color w:val="003A70"/>
-                <w:sz w:val="20"/>
+                <w:sz w:val="22"/>
                 <w:szCs w:val="20"/>
               </w:rPr>
               <w:t xml:space="preserve">c.</w:t>
@@ -736,7 +740,7 @@
               <w:rPr>
                 <w:rFonts w:ascii="Avenir Next" w:hAnsi="Avenir Next" w:cs="Avenir Next" w:eastAsia="Avenir Next"/>
                 <w:color w:val="1A1A1A"/>
-                <w:sz w:val="20"/>
+                <w:sz w:val="22"/>
                 <w:szCs w:val="20"/>
               </w:rPr>
               <w:t xml:space="preserve">|0| =</w:t>
@@ -786,7 +790,7 @@
                 <w:rFonts w:ascii="Avenir Next" w:hAnsi="Avenir Next" w:cs="Avenir Next" w:eastAsia="Avenir Next"/>
                 <w:b/>
                 <w:color w:val="003A70"/>
-                <w:sz w:val="20"/>
+                <w:sz w:val="22"/>
                 <w:szCs w:val="20"/>
               </w:rPr>
               <w:t xml:space="preserve">d.</w:t>
@@ -804,7 +808,7 @@
               <w:rPr>
                 <w:rFonts w:ascii="Avenir Next" w:hAnsi="Avenir Next" w:cs="Avenir Next" w:eastAsia="Avenir Next"/>
                 <w:color w:val="1A1A1A"/>
-                <w:sz w:val="20"/>
+                <w:sz w:val="22"/>
                 <w:szCs w:val="20"/>
               </w:rPr>
               <w:t xml:space="preserve">|−2.5| =</w:t>
@@ -848,7 +852,7 @@
                 <w:rFonts w:ascii="Avenir Next" w:hAnsi="Avenir Next" w:cs="Avenir Next" w:eastAsia="Avenir Next"/>
                 <w:b/>
                 <w:color w:val="003A70"/>
-                <w:sz w:val="20"/>
+                <w:sz w:val="22"/>
                 <w:szCs w:val="20"/>
               </w:rPr>
               <w:t xml:space="preserve">e.</w:t>
@@ -866,7 +870,7 @@
               <w:rPr>
                 <w:rFonts w:ascii="Avenir Next" w:hAnsi="Avenir Next" w:cs="Avenir Next" w:eastAsia="Avenir Next"/>
                 <w:color w:val="1A1A1A"/>
-                <w:sz w:val="20"/>
+                <w:sz w:val="22"/>
                 <w:szCs w:val="20"/>
               </w:rPr>
               <w:t xml:space="preserve">|3/4| =</w:t>
@@ -910,7 +914,7 @@
                 <w:rFonts w:ascii="Avenir Next" w:hAnsi="Avenir Next" w:cs="Avenir Next" w:eastAsia="Avenir Next"/>
                 <w:b/>
                 <w:color w:val="003A70"/>
-                <w:sz w:val="20"/>
+                <w:sz w:val="22"/>
                 <w:szCs w:val="20"/>
               </w:rPr>
               <w:t xml:space="preserve">f.</w:t>
@@ -928,7 +932,7 @@
               <w:rPr>
                 <w:rFonts w:ascii="Avenir Next" w:hAnsi="Avenir Next" w:cs="Avenir Next" w:eastAsia="Avenir Next"/>
                 <w:color w:val="1A1A1A"/>
-                <w:sz w:val="20"/>
+                <w:sz w:val="22"/>
                 <w:szCs w:val="20"/>
               </w:rPr>
               <w:t xml:space="preserve">|−1 1/2| =</w:t>
@@ -975,25 +979,25 @@
           <w:rFonts w:ascii="Avenir Next" w:hAnsi="Avenir Next" w:cs="Avenir Next" w:eastAsia="Avenir Next"/>
           <w:b/>
           <w:color w:val="1A1A1A"/>
+          <w:sz w:val="22"/>
+          <w:szCs w:val="20"/>
+        </w:rPr>
+        <w:t xml:space="preserve">2.</w:t>
+      </w:r>
+      <w:r>
+        <w:rPr>
+          <w:rFonts w:ascii="Avenir Next" w:hAnsi="Avenir Next" w:cs="Avenir Next" w:eastAsia="Avenir Next"/>
+          <w:color w:val="1A1A1A"/>
           <w:sz w:val="20"/>
           <w:szCs w:val="20"/>
         </w:rPr>
-        <w:t xml:space="preserve">2.</w:t>
-      </w:r>
-      <w:r>
-        <w:rPr>
-          <w:rFonts w:ascii="Avenir Next" w:hAnsi="Avenir Next" w:cs="Avenir Next" w:eastAsia="Avenir Next"/>
-          <w:color w:val="1A1A1A"/>
-          <w:sz w:val="20"/>
-          <w:szCs w:val="20"/>
-        </w:rPr>
         <w:tab/>
       </w:r>
       <w:r>
         <w:rPr>
           <w:rFonts w:ascii="Avenir Next" w:hAnsi="Avenir Next" w:cs="Avenir Next" w:eastAsia="Avenir Next"/>
           <w:color w:val="1A1A1A"/>
-          <w:sz w:val="20"/>
+          <w:sz w:val="22"/>
           <w:szCs w:val="20"/>
         </w:rPr>
         <w:t xml:space="preserve">Use the number line. Find the absolute value of each point.</w:t>
@@ -1012,7 +1016,7 @@
         <w:drawing>
           <wp:inline distT="0" distB="0" distL="0" distR="0">
             <wp:extent cx="4572000" cy="731520"/>
-            <wp:docPr id="1" name="Figure 1"/>
+            <wp:docPr id="1" name="Figure 1" descr="Number line from -8 to 8, ticks every 1. Points: x: -7; label: A, x: 5; label: B."/>
             <a:graphic xmlns:a="http://schemas.openxmlformats.org/drawingml/2006/main">
               <a:graphicData uri="http://schemas.openxmlformats.org/drawingml/2006/picture">
                 <pic:pic xmlns:pic="http://schemas.openxmlformats.org/drawingml/2006/picture">
@@ -1092,7 +1096,7 @@
                 <w:rFonts w:ascii="Avenir Next" w:hAnsi="Avenir Next" w:cs="Avenir Next" w:eastAsia="Avenir Next"/>
                 <w:b/>
                 <w:color w:val="003A70"/>
-                <w:sz w:val="20"/>
+                <w:sz w:val="22"/>
                 <w:szCs w:val="20"/>
               </w:rPr>
               <w:t xml:space="preserve">a.</w:t>
@@ -1110,7 +1114,7 @@
               <w:rPr>
                 <w:rFonts w:ascii="Avenir Next" w:hAnsi="Avenir Next" w:cs="Avenir Next" w:eastAsia="Avenir Next"/>
                 <w:color w:val="1A1A1A"/>
-                <w:sz w:val="20"/>
+                <w:sz w:val="22"/>
                 <w:szCs w:val="20"/>
               </w:rPr>
               <w:t xml:space="preserve">|A| =</w:t>
@@ -1154,7 +1158,7 @@
                 <w:rFonts w:ascii="Avenir Next" w:hAnsi="Avenir Next" w:cs="Avenir Next" w:eastAsia="Avenir Next"/>
                 <w:b/>
                 <w:color w:val="003A70"/>
-                <w:sz w:val="20"/>
+                <w:sz w:val="22"/>
                 <w:szCs w:val="20"/>
               </w:rPr>
               <w:t xml:space="preserve">b.</w:t>
@@ -1172,7 +1176,7 @@
               <w:rPr>
                 <w:rFonts w:ascii="Avenir Next" w:hAnsi="Avenir Next" w:cs="Avenir Next" w:eastAsia="Avenir Next"/>
                 <w:color w:val="1A1A1A"/>
-                <w:sz w:val="20"/>
+                <w:sz w:val="22"/>
                 <w:szCs w:val="20"/>
               </w:rPr>
               <w:t xml:space="preserve">|B| =</w:t>
@@ -1216,7 +1220,7 @@
                 <w:rFonts w:ascii="Avenir Next" w:hAnsi="Avenir Next" w:cs="Avenir Next" w:eastAsia="Avenir Next"/>
                 <w:b/>
                 <w:color w:val="003A70"/>
-                <w:sz w:val="20"/>
+                <w:sz w:val="22"/>
                 <w:szCs w:val="20"/>
               </w:rPr>
               <w:t xml:space="preserve">c.</w:t>
@@ -1234,7 +1238,7 @@
               <w:rPr>
                 <w:rFonts w:ascii="Avenir Next" w:hAnsi="Avenir Next" w:cs="Avenir Next" w:eastAsia="Avenir Next"/>
                 <w:color w:val="1A1A1A"/>
-                <w:sz w:val="20"/>
+                <w:sz w:val="22"/>
                 <w:szCs w:val="20"/>
               </w:rPr>
               <w:t xml:space="preserve">Farther from 0:</w:t>
@@ -1281,25 +1285,25 @@
           <w:rFonts w:ascii="Avenir Next" w:hAnsi="Avenir Next" w:cs="Avenir Next" w:eastAsia="Avenir Next"/>
           <w:b/>
           <w:color w:val="1A1A1A"/>
+          <w:sz w:val="22"/>
+          <w:szCs w:val="20"/>
+        </w:rPr>
+        <w:t xml:space="preserve">3.</w:t>
+      </w:r>
+      <w:r>
+        <w:rPr>
+          <w:rFonts w:ascii="Avenir Next" w:hAnsi="Avenir Next" w:cs="Avenir Next" w:eastAsia="Avenir Next"/>
+          <w:color w:val="1A1A1A"/>
           <w:sz w:val="20"/>
           <w:szCs w:val="20"/>
         </w:rPr>
-        <w:t xml:space="preserve">3.</w:t>
-      </w:r>
-      <w:r>
-        <w:rPr>
-          <w:rFonts w:ascii="Avenir Next" w:hAnsi="Avenir Next" w:cs="Avenir Next" w:eastAsia="Avenir Next"/>
-          <w:color w:val="1A1A1A"/>
-          <w:sz w:val="20"/>
-          <w:szCs w:val="20"/>
-        </w:rPr>
         <w:tab/>
       </w:r>
       <w:r>
         <w:rPr>
           <w:rFonts w:ascii="Avenir Next" w:hAnsi="Avenir Next" w:cs="Avenir Next" w:eastAsia="Avenir Next"/>
           <w:color w:val="1A1A1A"/>
-          <w:sz w:val="20"/>
+          <w:sz w:val="22"/>
           <w:szCs w:val="20"/>
         </w:rPr>
         <w:t xml:space="preserve">Compare. Write &lt;, &gt;, or = in each blank.</w:t>
@@ -1355,7 +1359,7 @@
                 <w:rFonts w:ascii="Avenir Next" w:hAnsi="Avenir Next" w:cs="Avenir Next" w:eastAsia="Avenir Next"/>
                 <w:b/>
                 <w:color w:val="003A70"/>
-                <w:sz w:val="20"/>
+                <w:sz w:val="22"/>
                 <w:szCs w:val="20"/>
               </w:rPr>
               <w:t xml:space="preserve">a.</w:t>
@@ -1373,7 +1377,7 @@
               <w:rPr>
                 <w:rFonts w:ascii="Avenir Next" w:hAnsi="Avenir Next" w:cs="Avenir Next" w:eastAsia="Avenir Next"/>
                 <w:color w:val="1A1A1A"/>
-                <w:sz w:val="20"/>
+                <w:sz w:val="22"/>
                 <w:szCs w:val="20"/>
               </w:rPr>
               <w:t xml:space="preserve">|−9|  </w:t>
@@ -1392,7 +1396,7 @@
               <w:rPr>
                 <w:rFonts w:ascii="Avenir Next" w:hAnsi="Avenir Next" w:cs="Avenir Next" w:eastAsia="Avenir Next"/>
                 <w:color w:val="1A1A1A"/>
-                <w:sz w:val="20"/>
+                <w:sz w:val="22"/>
                 <w:szCs w:val="20"/>
               </w:rPr>
               <w:t xml:space="preserve">  |7|</w:t>
@@ -1417,7 +1421,7 @@
                 <w:rFonts w:ascii="Avenir Next" w:hAnsi="Avenir Next" w:cs="Avenir Next" w:eastAsia="Avenir Next"/>
                 <w:b/>
                 <w:color w:val="003A70"/>
-                <w:sz w:val="20"/>
+                <w:sz w:val="22"/>
                 <w:szCs w:val="20"/>
               </w:rPr>
               <w:t xml:space="preserve">b.</w:t>
@@ -1435,7 +1439,7 @@
               <w:rPr>
                 <w:rFonts w:ascii="Avenir Next" w:hAnsi="Avenir Next" w:cs="Avenir Next" w:eastAsia="Avenir Next"/>
                 <w:color w:val="1A1A1A"/>
-                <w:sz w:val="20"/>
+                <w:sz w:val="22"/>
                 <w:szCs w:val="20"/>
               </w:rPr>
               <w:t xml:space="preserve">|−4|  </w:t>
@@ -1454,7 +1458,7 @@
               <w:rPr>
                 <w:rFonts w:ascii="Avenir Next" w:hAnsi="Avenir Next" w:cs="Avenir Next" w:eastAsia="Avenir Next"/>
                 <w:color w:val="1A1A1A"/>
-                <w:sz w:val="20"/>
+                <w:sz w:val="22"/>
                 <w:szCs w:val="20"/>
               </w:rPr>
               <w:t xml:space="preserve">  |4|</w:t>
@@ -1479,7 +1483,7 @@
                 <w:rFonts w:ascii="Avenir Next" w:hAnsi="Avenir Next" w:cs="Avenir Next" w:eastAsia="Avenir Next"/>
                 <w:b/>
                 <w:color w:val="003A70"/>
-                <w:sz w:val="20"/>
+                <w:sz w:val="22"/>
                 <w:szCs w:val="20"/>
               </w:rPr>
               <w:t xml:space="preserve">c.</w:t>
@@ -1497,7 +1501,7 @@
               <w:rPr>
                 <w:rFonts w:ascii="Avenir Next" w:hAnsi="Avenir Next" w:cs="Avenir Next" w:eastAsia="Avenir Next"/>
                 <w:color w:val="1A1A1A"/>
-                <w:sz w:val="20"/>
+                <w:sz w:val="22"/>
                 <w:szCs w:val="20"/>
               </w:rPr>
               <w:t xml:space="preserve">−10  </w:t>
@@ -1516,7 +1520,7 @@
               <w:rPr>
                 <w:rFonts w:ascii="Avenir Next" w:hAnsi="Avenir Next" w:cs="Avenir Next" w:eastAsia="Avenir Next"/>
                 <w:color w:val="1A1A1A"/>
-                <w:sz w:val="20"/>
+                <w:sz w:val="22"/>
                 <w:szCs w:val="20"/>
               </w:rPr>
               <w:t xml:space="preserve">  |−3|</w:t>
@@ -1547,7 +1551,7 @@
                 <w:rFonts w:ascii="Avenir Next" w:hAnsi="Avenir Next" w:cs="Avenir Next" w:eastAsia="Avenir Next"/>
                 <w:b/>
                 <w:color w:val="003A70"/>
-                <w:sz w:val="20"/>
+                <w:sz w:val="22"/>
                 <w:szCs w:val="20"/>
               </w:rPr>
               <w:t xml:space="preserve">d.</w:t>
@@ -1565,7 +1569,7 @@
               <w:rPr>
                 <w:rFonts w:ascii="Avenir Next" w:hAnsi="Avenir Next" w:cs="Avenir Next" w:eastAsia="Avenir Next"/>
                 <w:color w:val="1A1A1A"/>
-                <w:sz w:val="20"/>
+                <w:sz w:val="22"/>
                 <w:szCs w:val="20"/>
               </w:rPr>
               <w:t xml:space="preserve">|−6.5|  </w:t>
@@ -1584,7 +1588,7 @@
               <w:rPr>
                 <w:rFonts w:ascii="Avenir Next" w:hAnsi="Avenir Next" w:cs="Avenir Next" w:eastAsia="Avenir Next"/>
                 <w:color w:val="1A1A1A"/>
-                <w:sz w:val="20"/>
+                <w:sz w:val="22"/>
                 <w:szCs w:val="20"/>
               </w:rPr>
               <w:t xml:space="preserve">  |6.5|</w:t>
@@ -1609,7 +1613,7 @@
                 <w:rFonts w:ascii="Avenir Next" w:hAnsi="Avenir Next" w:cs="Avenir Next" w:eastAsia="Avenir Next"/>
                 <w:b/>
                 <w:color w:val="003A70"/>
-                <w:sz w:val="20"/>
+                <w:sz w:val="22"/>
                 <w:szCs w:val="20"/>
               </w:rPr>
               <w:t xml:space="preserve">e.</w:t>
@@ -1627,7 +1631,7 @@
               <w:rPr>
                 <w:rFonts w:ascii="Avenir Next" w:hAnsi="Avenir Next" w:cs="Avenir Next" w:eastAsia="Avenir Next"/>
                 <w:color w:val="1A1A1A"/>
-                <w:sz w:val="20"/>
+                <w:sz w:val="22"/>
                 <w:szCs w:val="20"/>
               </w:rPr>
               <w:t xml:space="preserve">|−12|  </w:t>
@@ -1646,7 +1650,7 @@
               <w:rPr>
                 <w:rFonts w:ascii="Avenir Next" w:hAnsi="Avenir Next" w:cs="Avenir Next" w:eastAsia="Avenir Next"/>
                 <w:color w:val="1A1A1A"/>
-                <w:sz w:val="20"/>
+                <w:sz w:val="22"/>
                 <w:szCs w:val="20"/>
               </w:rPr>
               <w:t xml:space="preserve">  |−15|</w:t>
@@ -1671,7 +1675,7 @@
                 <w:rFonts w:ascii="Avenir Next" w:hAnsi="Avenir Next" w:cs="Avenir Next" w:eastAsia="Avenir Next"/>
                 <w:b/>
                 <w:color w:val="003A70"/>
-                <w:sz w:val="20"/>
+                <w:sz w:val="22"/>
                 <w:szCs w:val="20"/>
               </w:rPr>
               <w:t xml:space="preserve">f.</w:t>
@@ -1689,7 +1693,7 @@
               <w:rPr>
                 <w:rFonts w:ascii="Avenir Next" w:hAnsi="Avenir Next" w:cs="Avenir Next" w:eastAsia="Avenir Next"/>
                 <w:color w:val="1A1A1A"/>
-                <w:sz w:val="20"/>
+                <w:sz w:val="22"/>
                 <w:szCs w:val="20"/>
               </w:rPr>
               <w:t xml:space="preserve">0  </w:t>
@@ -1708,7 +1712,7 @@
               <w:rPr>
                 <w:rFonts w:ascii="Avenir Next" w:hAnsi="Avenir Next" w:cs="Avenir Next" w:eastAsia="Avenir Next"/>
                 <w:color w:val="1A1A1A"/>
-                <w:sz w:val="20"/>
+                <w:sz w:val="22"/>
                 <w:szCs w:val="20"/>
               </w:rPr>
               <w:t xml:space="preserve">  |−1|</w:t>
@@ -1736,18 +1740,18 @@
           <w:rFonts w:ascii="Avenir Next" w:hAnsi="Avenir Next" w:cs="Avenir Next" w:eastAsia="Avenir Next"/>
           <w:b/>
           <w:color w:val="1A1A1A"/>
+          <w:sz w:val="22"/>
+          <w:szCs w:val="20"/>
+        </w:rPr>
+        <w:t xml:space="preserve">4.</w:t>
+      </w:r>
+      <w:r>
+        <w:rPr>
+          <w:rFonts w:ascii="Avenir Next" w:hAnsi="Avenir Next" w:cs="Avenir Next" w:eastAsia="Avenir Next"/>
+          <w:color w:val="1A1A1A"/>
           <w:sz w:val="20"/>
           <w:szCs w:val="20"/>
         </w:rPr>
-        <w:t xml:space="preserve">4.</w:t>
-      </w:r>
-      <w:r>
-        <w:rPr>
-          <w:rFonts w:ascii="Avenir Next" w:hAnsi="Avenir Next" w:cs="Avenir Next" w:eastAsia="Avenir Next"/>
-          <w:color w:val="1A1A1A"/>
-          <w:sz w:val="20"/>
-          <w:szCs w:val="20"/>
-        </w:rPr>
         <w:tab/>
       </w:r>
       <w:r>
@@ -1755,7 +1759,7 @@
           <w:rFonts w:ascii="Avenir Next" w:hAnsi="Avenir Next" w:cs="Avenir Next" w:eastAsia="Avenir Next"/>
           <w:b/>
           <w:color w:val="1A1A1A"/>
-          <w:sz w:val="20"/>
+          <w:sz w:val="22"/>
           <w:szCs w:val="20"/>
         </w:rPr>
         <w:t xml:space="preserve">Bank Balances.  </w:t>
@@ -1764,7 +1768,7 @@
         <w:rPr>
           <w:rFonts w:ascii="Avenir Next" w:hAnsi="Avenir Next" w:cs="Avenir Next" w:eastAsia="Avenir Next"/>
           <w:color w:val="1A1A1A"/>
-          <w:sz w:val="20"/>
+          <w:sz w:val="22"/>
           <w:szCs w:val="20"/>
         </w:rPr>
         <w:t xml:space="preserve">Rosa’s account balance is −$35 (she owes $35). Ben’s balance is $20.</w:t>
@@ -1784,25 +1788,25 @@
           <w:rFonts w:ascii="Avenir Next" w:hAnsi="Avenir Next" w:cs="Avenir Next" w:eastAsia="Avenir Next"/>
           <w:b/>
           <w:color w:val="003A70"/>
+          <w:sz w:val="22"/>
+          <w:szCs w:val="20"/>
+        </w:rPr>
+        <w:t xml:space="preserve">a.</w:t>
+      </w:r>
+      <w:r>
+        <w:rPr>
+          <w:rFonts w:ascii="Avenir Next" w:hAnsi="Avenir Next" w:cs="Avenir Next" w:eastAsia="Avenir Next"/>
+          <w:color w:val="1A1A1A"/>
           <w:sz w:val="20"/>
           <w:szCs w:val="20"/>
         </w:rPr>
-        <w:t xml:space="preserve">a.</w:t>
-      </w:r>
-      <w:r>
-        <w:rPr>
-          <w:rFonts w:ascii="Avenir Next" w:hAnsi="Avenir Next" w:cs="Avenir Next" w:eastAsia="Avenir Next"/>
-          <w:color w:val="1A1A1A"/>
-          <w:sz w:val="20"/>
-          <w:szCs w:val="20"/>
-        </w:rPr>
         <w:tab/>
       </w:r>
       <w:r>
         <w:rPr>
           <w:rFonts w:ascii="Avenir Next" w:hAnsi="Avenir Next" w:cs="Avenir Next" w:eastAsia="Avenir Next"/>
           <w:color w:val="1A1A1A"/>
-          <w:sz w:val="20"/>
+          <w:sz w:val="22"/>
           <w:szCs w:val="20"/>
         </w:rPr>
         <w:t xml:space="preserve">Find the absolute value of each balance.</w:t>
@@ -1841,25 +1845,25 @@
           <w:rFonts w:ascii="Avenir Next" w:hAnsi="Avenir Next" w:cs="Avenir Next" w:eastAsia="Avenir Next"/>
           <w:b/>
           <w:color w:val="003A70"/>
+          <w:sz w:val="22"/>
+          <w:szCs w:val="20"/>
+        </w:rPr>
+        <w:t xml:space="preserve">b.</w:t>
+      </w:r>
+      <w:r>
+        <w:rPr>
+          <w:rFonts w:ascii="Avenir Next" w:hAnsi="Avenir Next" w:cs="Avenir Next" w:eastAsia="Avenir Next"/>
+          <w:color w:val="1A1A1A"/>
           <w:sz w:val="20"/>
           <w:szCs w:val="20"/>
         </w:rPr>
-        <w:t xml:space="preserve">b.</w:t>
-      </w:r>
-      <w:r>
-        <w:rPr>
-          <w:rFonts w:ascii="Avenir Next" w:hAnsi="Avenir Next" w:cs="Avenir Next" w:eastAsia="Avenir Next"/>
-          <w:color w:val="1A1A1A"/>
-          <w:sz w:val="20"/>
-          <w:szCs w:val="20"/>
-        </w:rPr>
         <w:tab/>
       </w:r>
       <w:r>
         <w:rPr>
           <w:rFonts w:ascii="Avenir Next" w:hAnsi="Avenir Next" w:cs="Avenir Next" w:eastAsia="Avenir Next"/>
           <w:color w:val="1A1A1A"/>
-          <w:sz w:val="20"/>
+          <w:sz w:val="22"/>
           <w:szCs w:val="20"/>
         </w:rPr>
         <w:t xml:space="preserve">Whose balance is farther from $0?</w:t>
@@ -1903,18 +1907,18 @@
           <w:rFonts w:ascii="Avenir Next" w:hAnsi="Avenir Next" w:cs="Avenir Next" w:eastAsia="Avenir Next"/>
           <w:b/>
           <w:color w:val="1A1A1A"/>
+          <w:sz w:val="22"/>
+          <w:szCs w:val="20"/>
+        </w:rPr>
+        <w:t xml:space="preserve">5.</w:t>
+      </w:r>
+      <w:r>
+        <w:rPr>
+          <w:rFonts w:ascii="Avenir Next" w:hAnsi="Avenir Next" w:cs="Avenir Next" w:eastAsia="Avenir Next"/>
+          <w:color w:val="1A1A1A"/>
           <w:sz w:val="20"/>
           <w:szCs w:val="20"/>
         </w:rPr>
-        <w:t xml:space="preserve">5.</w:t>
-      </w:r>
-      <w:r>
-        <w:rPr>
-          <w:rFonts w:ascii="Avenir Next" w:hAnsi="Avenir Next" w:cs="Avenir Next" w:eastAsia="Avenir Next"/>
-          <w:color w:val="1A1A1A"/>
-          <w:sz w:val="20"/>
-          <w:szCs w:val="20"/>
-        </w:rPr>
         <w:tab/>
       </w:r>
       <w:r>
@@ -1922,7 +1926,7 @@
           <w:rFonts w:ascii="Avenir Next" w:hAnsi="Avenir Next" w:cs="Avenir Next" w:eastAsia="Avenir Next"/>
           <w:b/>
           <w:color w:val="1A1A1A"/>
-          <w:sz w:val="20"/>
+          <w:sz w:val="22"/>
           <w:szCs w:val="20"/>
         </w:rPr>
         <w:t xml:space="preserve">Stretch.  </w:t>
@@ -1931,7 +1935,7 @@
         <w:rPr>
           <w:rFonts w:ascii="Avenir Next" w:hAnsi="Avenir Next" w:cs="Avenir Next" w:eastAsia="Avenir Next"/>
           <w:color w:val="1A1A1A"/>
-          <w:sz w:val="20"/>
+          <w:sz w:val="22"/>
           <w:szCs w:val="20"/>
         </w:rPr>
         <w:t xml:space="preserve">List all the integers with an absolute value less than 3.</w:t>
@@ -1950,7 +1954,7 @@
           <w:rFonts w:ascii="Avenir Next" w:hAnsi="Avenir Next" w:cs="Avenir Next" w:eastAsia="Avenir Next"/>
           <w:b/>
           <w:color w:val="1A1A1A"/>
-          <w:sz w:val="18"/>
+          <w:sz w:val="22"/>
           <w:szCs w:val="18"/>
         </w:rPr>
         <w:t xml:space="preserve">Integers</w:t>
@@ -2139,6 +2143,7 @@
           </w:tcPr>
           <w:p>
             <w:pPr>
+              <w:pStyle w:val="Heading2"/>
               <w:spacing w:before="0" w:after="0" w:line="240" w:lineRule="auto"/>
             </w:pPr>
             <w:r>
@@ -2176,7 +2181,7 @@
               <w:rPr>
                 <w:rFonts w:ascii="Avenir Next" w:hAnsi="Avenir Next" w:cs="Avenir Next" w:eastAsia="Avenir Next"/>
                 <w:color w:val="1A1A1A"/>
-                <w:sz w:val="17"/>
+                <w:sz w:val="22"/>
                 <w:szCs w:val="17"/>
               </w:rPr>
               <w:t xml:space="preserve">  I can do this on my own</w:t>
@@ -2205,7 +2210,7 @@
               <w:rPr>
                 <w:rFonts w:ascii="Avenir Next" w:hAnsi="Avenir Next" w:cs="Avenir Next" w:eastAsia="Avenir Next"/>
                 <w:color w:val="1A1A1A"/>
-                <w:sz w:val="17"/>
+                <w:sz w:val="22"/>
                 <w:szCs w:val="17"/>
               </w:rPr>
               <w:t xml:space="preserve">  I need a little help</w:t>
@@ -2234,7 +2239,7 @@
               <w:rPr>
                 <w:rFonts w:ascii="Avenir Next" w:hAnsi="Avenir Next" w:cs="Avenir Next" w:eastAsia="Avenir Next"/>
                 <w:color w:val="1A1A1A"/>
-                <w:sz w:val="17"/>
+                <w:sz w:val="22"/>
                 <w:szCs w:val="17"/>
               </w:rPr>
               <w:t xml:space="preserve">  I have a question about #</w:t>
@@ -2272,7 +2277,7 @@
         <w:rPr>
           <w:rFonts w:ascii="Avenir Next" w:hAnsi="Avenir Next" w:cs="Avenir Next" w:eastAsia="Avenir Next"/>
           <w:color w:val="5A5F66"/>
-          <w:sz w:val="17"/>
+          <w:sz w:val="22"/>
           <w:szCs w:val="17"/>
         </w:rPr>
         <w:t xml:space="preserve">Ask someone at home: is it colder at −10 degrees or at 5 degrees? Which temperature is farther from 0?</w:t>
@@ -2292,10 +2297,28 @@
         <w:rPr>
           <w:rFonts w:ascii="Avenir Next" w:hAnsi="Avenir Next" w:cs="Avenir Next" w:eastAsia="Avenir Next"/>
           <w:color w:val="1A1A1A"/>
+          <w:sz w:val="22"/>
+          <w:szCs w:val="20"/>
+        </w:rPr>
+        <w:t xml:space="preserve">Name</w:t>
+      </w:r>
+      <w:r>
+        <w:rPr>
+          <w:rFonts w:ascii="Avenir Next" w:hAnsi="Avenir Next" w:cs="Avenir Next" w:eastAsia="Avenir Next"/>
+          <w:color w:val="1A1A1A"/>
           <w:sz w:val="20"/>
           <w:szCs w:val="20"/>
         </w:rPr>
-        <w:t xml:space="preserve">Name</w:t>
+        <w:tab/>
+      </w:r>
+      <w:r>
+        <w:rPr>
+          <w:rFonts w:ascii="Avenir Next" w:hAnsi="Avenir Next" w:cs="Avenir Next" w:eastAsia="Avenir Next"/>
+          <w:color w:val="1A1A1A"/>
+          <w:sz w:val="22"/>
+          <w:szCs w:val="20"/>
+        </w:rPr>
+        <w:t xml:space="preserve">   Date</w:t>
       </w:r>
       <w:r>
         <w:rPr>
@@ -2310,25 +2333,7 @@
         <w:rPr>
           <w:rFonts w:ascii="Avenir Next" w:hAnsi="Avenir Next" w:cs="Avenir Next" w:eastAsia="Avenir Next"/>
           <w:color w:val="1A1A1A"/>
-          <w:sz w:val="20"/>
-          <w:szCs w:val="20"/>
-        </w:rPr>
-        <w:t xml:space="preserve">   Date</w:t>
-      </w:r>
-      <w:r>
-        <w:rPr>
-          <w:rFonts w:ascii="Avenir Next" w:hAnsi="Avenir Next" w:cs="Avenir Next" w:eastAsia="Avenir Next"/>
-          <w:color w:val="1A1A1A"/>
-          <w:sz w:val="20"/>
-          <w:szCs w:val="20"/>
-        </w:rPr>
-        <w:tab/>
-      </w:r>
-      <w:r>
-        <w:rPr>
-          <w:rFonts w:ascii="Avenir Next" w:hAnsi="Avenir Next" w:cs="Avenir Next" w:eastAsia="Avenir Next"/>
-          <w:color w:val="1A1A1A"/>
-          <w:sz w:val="20"/>
+          <w:sz w:val="22"/>
           <w:szCs w:val="20"/>
         </w:rPr>
         <w:t xml:space="preserve">   Period</w:t>
@@ -2355,7 +2360,7 @@
           <w:caps/>
           <w:color w:val="003A70"/>
           <w:spacing w:val="12"/>
-          <w:sz w:val="19"/>
+          <w:sz w:val="22"/>
           <w:szCs w:val="19"/>
         </w:rPr>
         <w:t xml:space="preserve">Lesson 7-3  ·  Homework Packet  ·  Sheet 2 of 2</w:t>
@@ -2363,6 +2368,7 @@
     </w:p>
     <w:p>
       <w:pPr>
+        <w:pStyle w:val="Heading1"/>
         <w:keepNext/>
         <w:spacing w:before="0" w:after="0" w:line="240" w:lineRule="auto"/>
       </w:pPr>
@@ -2388,7 +2394,7 @@
         <w:rPr>
           <w:rFonts w:ascii="Avenir Next" w:hAnsi="Avenir Next" w:cs="Avenir Next" w:eastAsia="Avenir Next"/>
           <w:color w:val="5A5F66"/>
-          <w:sz w:val="17"/>
+          <w:sz w:val="22"/>
           <w:szCs w:val="17"/>
         </w:rPr>
         <w:t xml:space="preserve">Maryland Standard 6.NS.C.7c   ·   Learning target — I can use absolute value to find the total distance between a negative and a positive reading.</w:t>
@@ -2435,6 +2441,7 @@
           </w:tcPr>
           <w:p>
             <w:pPr>
+              <w:pStyle w:val="Heading2"/>
               <w:spacing w:before="0" w:after="0" w:line="240" w:lineRule="auto"/>
             </w:pPr>
             <w:r>
@@ -2462,54 +2469,54 @@
                 <w:rFonts w:ascii="Avenir Next" w:hAnsi="Avenir Next" w:cs="Avenir Next" w:eastAsia="Avenir Next"/>
                 <w:b/>
                 <w:color w:val="003A70"/>
+                <w:sz w:val="22"/>
+                <w:szCs w:val="18"/>
+              </w:rPr>
+              <w:t xml:space="preserve">•</w:t>
+            </w:r>
+            <w:r>
+              <w:rPr>
+                <w:rFonts w:ascii="Avenir Next" w:hAnsi="Avenir Next" w:cs="Avenir Next" w:eastAsia="Avenir Next"/>
+                <w:color w:val="1A1A1A"/>
                 <w:sz w:val="18"/>
                 <w:szCs w:val="18"/>
               </w:rPr>
-              <w:t xml:space="preserve">•</w:t>
-            </w:r>
-            <w:r>
-              <w:rPr>
-                <w:rFonts w:ascii="Avenir Next" w:hAnsi="Avenir Next" w:cs="Avenir Next" w:eastAsia="Avenir Next"/>
-                <w:color w:val="1A1A1A"/>
-                <w:sz w:val="18"/>
+              <w:tab/>
+            </w:r>
+            <w:r>
+              <w:rPr>
+                <w:rFonts w:ascii="Avenir Next" w:hAnsi="Avenir Next" w:cs="Avenir Next" w:eastAsia="Avenir Next"/>
+                <w:b/>
+                <w:color w:val="1A1A1A"/>
+                <w:sz w:val="22"/>
                 <w:szCs w:val="18"/>
               </w:rPr>
-              <w:tab/>
-            </w:r>
-            <w:r>
-              <w:rPr>
-                <w:rFonts w:ascii="Avenir Next" w:hAnsi="Avenir Next" w:cs="Avenir Next" w:eastAsia="Avenir Next"/>
-                <w:b/>
-                <w:color w:val="1A1A1A"/>
-                <w:sz w:val="18"/>
+              <w:t xml:space="preserve">Opposite sides</w:t>
+            </w:r>
+            <w:r>
+              <w:rPr>
+                <w:rFonts w:ascii="Avenir Next" w:hAnsi="Avenir Next" w:cs="Avenir Next" w:eastAsia="Avenir Next"/>
+                <w:color w:val="1A1A1A"/>
+                <w:sz w:val="22"/>
                 <w:szCs w:val="18"/>
               </w:rPr>
-              <w:t xml:space="preserve">Opposite sides</w:t>
-            </w:r>
-            <w:r>
-              <w:rPr>
-                <w:rFonts w:ascii="Avenir Next" w:hAnsi="Avenir Next" w:cs="Avenir Next" w:eastAsia="Avenir Next"/>
-                <w:color w:val="1A1A1A"/>
-                <w:sz w:val="18"/>
+              <w:t xml:space="preserve"> of 0: </w:t>
+            </w:r>
+            <w:r>
+              <w:rPr>
+                <w:rFonts w:ascii="Avenir Next" w:hAnsi="Avenir Next" w:cs="Avenir Next" w:eastAsia="Avenir Next"/>
+                <w:b/>
+                <w:color w:val="1A1A1A"/>
+                <w:sz w:val="22"/>
                 <w:szCs w:val="18"/>
               </w:rPr>
-              <w:t xml:space="preserve"> of 0: </w:t>
-            </w:r>
-            <w:r>
-              <w:rPr>
-                <w:rFonts w:ascii="Avenir Next" w:hAnsi="Avenir Next" w:cs="Avenir Next" w:eastAsia="Avenir Next"/>
-                <w:b/>
-                <w:color w:val="1A1A1A"/>
-                <w:sz w:val="18"/>
-                <w:szCs w:val="18"/>
-              </w:rPr>
               <w:t xml:space="preserve">add</w:t>
             </w:r>
             <w:r>
               <w:rPr>
                 <w:rFonts w:ascii="Avenir Next" w:hAnsi="Avenir Next" w:cs="Avenir Next" w:eastAsia="Avenir Next"/>
                 <w:color w:val="1A1A1A"/>
-                <w:sz w:val="18"/>
+                <w:sz w:val="22"/>
                 <w:szCs w:val="18"/>
               </w:rPr>
               <w:t xml:space="preserve"> the absolute values.</w:t>
@@ -2528,25 +2535,25 @@
                 <w:rFonts w:ascii="Avenir Next" w:hAnsi="Avenir Next" w:cs="Avenir Next" w:eastAsia="Avenir Next"/>
                 <w:b/>
                 <w:color w:val="003A70"/>
+                <w:sz w:val="22"/>
+                <w:szCs w:val="18"/>
+              </w:rPr>
+              <w:t xml:space="preserve">•</w:t>
+            </w:r>
+            <w:r>
+              <w:rPr>
+                <w:rFonts w:ascii="Avenir Next" w:hAnsi="Avenir Next" w:cs="Avenir Next" w:eastAsia="Avenir Next"/>
+                <w:color w:val="1A1A1A"/>
                 <w:sz w:val="18"/>
                 <w:szCs w:val="18"/>
               </w:rPr>
-              <w:t xml:space="preserve">•</w:t>
-            </w:r>
-            <w:r>
-              <w:rPr>
-                <w:rFonts w:ascii="Avenir Next" w:hAnsi="Avenir Next" w:cs="Avenir Next" w:eastAsia="Avenir Next"/>
-                <w:color w:val="1A1A1A"/>
-                <w:sz w:val="18"/>
-                <w:szCs w:val="18"/>
-              </w:rPr>
               <w:tab/>
             </w:r>
             <w:r>
               <w:rPr>
                 <w:rFonts w:ascii="Avenir Next" w:hAnsi="Avenir Next" w:cs="Avenir Next" w:eastAsia="Avenir Next"/>
                 <w:color w:val="1A1A1A"/>
-                <w:sz w:val="18"/>
+                <w:sz w:val="22"/>
                 <w:szCs w:val="18"/>
               </w:rPr>
               <w:t xml:space="preserve">−3 to 5 is 3 + 5 = 8 units.</w:t>
@@ -2565,54 +2572,54 @@
                 <w:rFonts w:ascii="Avenir Next" w:hAnsi="Avenir Next" w:cs="Avenir Next" w:eastAsia="Avenir Next"/>
                 <w:b/>
                 <w:color w:val="003A70"/>
+                <w:sz w:val="22"/>
+                <w:szCs w:val="18"/>
+              </w:rPr>
+              <w:t xml:space="preserve">•</w:t>
+            </w:r>
+            <w:r>
+              <w:rPr>
+                <w:rFonts w:ascii="Avenir Next" w:hAnsi="Avenir Next" w:cs="Avenir Next" w:eastAsia="Avenir Next"/>
+                <w:color w:val="1A1A1A"/>
                 <w:sz w:val="18"/>
                 <w:szCs w:val="18"/>
               </w:rPr>
-              <w:t xml:space="preserve">•</w:t>
-            </w:r>
-            <w:r>
-              <w:rPr>
-                <w:rFonts w:ascii="Avenir Next" w:hAnsi="Avenir Next" w:cs="Avenir Next" w:eastAsia="Avenir Next"/>
-                <w:color w:val="1A1A1A"/>
-                <w:sz w:val="18"/>
+              <w:tab/>
+            </w:r>
+            <w:r>
+              <w:rPr>
+                <w:rFonts w:ascii="Avenir Next" w:hAnsi="Avenir Next" w:cs="Avenir Next" w:eastAsia="Avenir Next"/>
+                <w:b/>
+                <w:color w:val="1A1A1A"/>
+                <w:sz w:val="22"/>
                 <w:szCs w:val="18"/>
               </w:rPr>
-              <w:tab/>
-            </w:r>
-            <w:r>
-              <w:rPr>
-                <w:rFonts w:ascii="Avenir Next" w:hAnsi="Avenir Next" w:cs="Avenir Next" w:eastAsia="Avenir Next"/>
-                <w:b/>
-                <w:color w:val="1A1A1A"/>
-                <w:sz w:val="18"/>
+              <w:t xml:space="preserve">Same side</w:t>
+            </w:r>
+            <w:r>
+              <w:rPr>
+                <w:rFonts w:ascii="Avenir Next" w:hAnsi="Avenir Next" w:cs="Avenir Next" w:eastAsia="Avenir Next"/>
+                <w:color w:val="1A1A1A"/>
+                <w:sz w:val="22"/>
                 <w:szCs w:val="18"/>
               </w:rPr>
-              <w:t xml:space="preserve">Same side</w:t>
-            </w:r>
-            <w:r>
-              <w:rPr>
-                <w:rFonts w:ascii="Avenir Next" w:hAnsi="Avenir Next" w:cs="Avenir Next" w:eastAsia="Avenir Next"/>
-                <w:color w:val="1A1A1A"/>
-                <w:sz w:val="18"/>
+              <w:t xml:space="preserve"> of 0: </w:t>
+            </w:r>
+            <w:r>
+              <w:rPr>
+                <w:rFonts w:ascii="Avenir Next" w:hAnsi="Avenir Next" w:cs="Avenir Next" w:eastAsia="Avenir Next"/>
+                <w:b/>
+                <w:color w:val="1A1A1A"/>
+                <w:sz w:val="22"/>
                 <w:szCs w:val="18"/>
               </w:rPr>
-              <w:t xml:space="preserve"> of 0: </w:t>
-            </w:r>
-            <w:r>
-              <w:rPr>
-                <w:rFonts w:ascii="Avenir Next" w:hAnsi="Avenir Next" w:cs="Avenir Next" w:eastAsia="Avenir Next"/>
-                <w:b/>
-                <w:color w:val="1A1A1A"/>
-                <w:sz w:val="18"/>
-                <w:szCs w:val="18"/>
-              </w:rPr>
               <w:t xml:space="preserve">subtract</w:t>
             </w:r>
             <w:r>
               <w:rPr>
                 <w:rFonts w:ascii="Avenir Next" w:hAnsi="Avenir Next" w:cs="Avenir Next" w:eastAsia="Avenir Next"/>
                 <w:color w:val="1A1A1A"/>
-                <w:sz w:val="18"/>
+                <w:sz w:val="22"/>
                 <w:szCs w:val="18"/>
               </w:rPr>
               <w:t xml:space="preserve"> the absolute values.</w:t>
@@ -2631,25 +2638,25 @@
                 <w:rFonts w:ascii="Avenir Next" w:hAnsi="Avenir Next" w:cs="Avenir Next" w:eastAsia="Avenir Next"/>
                 <w:b/>
                 <w:color w:val="003A70"/>
+                <w:sz w:val="22"/>
+                <w:szCs w:val="18"/>
+              </w:rPr>
+              <w:t xml:space="preserve">•</w:t>
+            </w:r>
+            <w:r>
+              <w:rPr>
+                <w:rFonts w:ascii="Avenir Next" w:hAnsi="Avenir Next" w:cs="Avenir Next" w:eastAsia="Avenir Next"/>
+                <w:color w:val="1A1A1A"/>
                 <w:sz w:val="18"/>
                 <w:szCs w:val="18"/>
               </w:rPr>
-              <w:t xml:space="preserve">•</w:t>
-            </w:r>
-            <w:r>
-              <w:rPr>
-                <w:rFonts w:ascii="Avenir Next" w:hAnsi="Avenir Next" w:cs="Avenir Next" w:eastAsia="Avenir Next"/>
-                <w:color w:val="1A1A1A"/>
-                <w:sz w:val="18"/>
-                <w:szCs w:val="18"/>
-              </w:rPr>
               <w:tab/>
             </w:r>
             <w:r>
               <w:rPr>
                 <w:rFonts w:ascii="Avenir Next" w:hAnsi="Avenir Next" w:cs="Avenir Next" w:eastAsia="Avenir Next"/>
                 <w:color w:val="1A1A1A"/>
-                <w:sz w:val="18"/>
+                <w:sz w:val="22"/>
                 <w:szCs w:val="18"/>
               </w:rPr>
               <w:t xml:space="preserve">−9 to −2 is 9 − 2 = 7 units.</w:t>
@@ -2664,6 +2671,7 @@
           </w:tcPr>
           <w:p>
             <w:pPr>
+              <w:pStyle w:val="Heading2"/>
               <w:spacing w:before="0" w:after="0" w:line="240" w:lineRule="auto"/>
             </w:pPr>
             <w:r>
@@ -2686,7 +2694,7 @@
               <w:rPr>
                 <w:rFonts w:ascii="Avenir Next" w:hAnsi="Avenir Next" w:cs="Avenir Next" w:eastAsia="Avenir Next"/>
                 <w:color w:val="1A1A1A"/>
-                <w:sz w:val="17"/>
+                <w:sz w:val="22"/>
                 <w:szCs w:val="17"/>
               </w:rPr>
               <w:t xml:space="preserve">A diver swims up from −24 feet to a boat deck at 6 feet. How far does she go?</w:t>
@@ -2705,25 +2713,25 @@
                 <w:rFonts w:ascii="Avenir Next" w:hAnsi="Avenir Next" w:cs="Avenir Next" w:eastAsia="Avenir Next"/>
                 <w:b/>
                 <w:color w:val="003A70"/>
+                <w:sz w:val="22"/>
+                <w:szCs w:val="17"/>
+              </w:rPr>
+              <w:t xml:space="preserve">Step 1</w:t>
+            </w:r>
+            <w:r>
+              <w:rPr>
+                <w:rFonts w:ascii="Avenir Next" w:hAnsi="Avenir Next" w:cs="Avenir Next" w:eastAsia="Avenir Next"/>
+                <w:color w:val="1A1A1A"/>
                 <w:sz w:val="17"/>
                 <w:szCs w:val="17"/>
               </w:rPr>
-              <w:t xml:space="preserve">Step 1</w:t>
-            </w:r>
-            <w:r>
-              <w:rPr>
-                <w:rFonts w:ascii="Avenir Next" w:hAnsi="Avenir Next" w:cs="Avenir Next" w:eastAsia="Avenir Next"/>
-                <w:color w:val="1A1A1A"/>
-                <w:sz w:val="17"/>
-                <w:szCs w:val="17"/>
-              </w:rPr>
               <w:tab/>
             </w:r>
             <w:r>
               <w:rPr>
                 <w:rFonts w:ascii="Avenir Next" w:hAnsi="Avenir Next" w:cs="Avenir Next" w:eastAsia="Avenir Next"/>
                 <w:color w:val="1A1A1A"/>
-                <w:sz w:val="17"/>
+                <w:sz w:val="22"/>
                 <w:szCs w:val="17"/>
               </w:rPr>
               <w:t xml:space="preserve">The numbers are on opposite sides of 0, so add.</w:t>
@@ -2742,25 +2750,25 @@
                 <w:rFonts w:ascii="Avenir Next" w:hAnsi="Avenir Next" w:cs="Avenir Next" w:eastAsia="Avenir Next"/>
                 <w:b/>
                 <w:color w:val="003A70"/>
+                <w:sz w:val="22"/>
+                <w:szCs w:val="17"/>
+              </w:rPr>
+              <w:t xml:space="preserve">Step 2</w:t>
+            </w:r>
+            <w:r>
+              <w:rPr>
+                <w:rFonts w:ascii="Avenir Next" w:hAnsi="Avenir Next" w:cs="Avenir Next" w:eastAsia="Avenir Next"/>
+                <w:color w:val="1A1A1A"/>
                 <w:sz w:val="17"/>
                 <w:szCs w:val="17"/>
               </w:rPr>
-              <w:t xml:space="preserve">Step 2</w:t>
-            </w:r>
-            <w:r>
-              <w:rPr>
-                <w:rFonts w:ascii="Avenir Next" w:hAnsi="Avenir Next" w:cs="Avenir Next" w:eastAsia="Avenir Next"/>
-                <w:color w:val="1A1A1A"/>
-                <w:sz w:val="17"/>
-                <w:szCs w:val="17"/>
-              </w:rPr>
               <w:tab/>
             </w:r>
             <w:r>
               <w:rPr>
                 <w:rFonts w:ascii="Avenir Next" w:hAnsi="Avenir Next" w:cs="Avenir Next" w:eastAsia="Avenir Next"/>
                 <w:color w:val="1A1A1A"/>
-                <w:sz w:val="17"/>
+                <w:sz w:val="22"/>
                 <w:szCs w:val="17"/>
               </w:rPr>
               <w:t xml:space="preserve">|−24| + |6| = 24 + 6 = 30</w:t>
@@ -2779,18 +2787,18 @@
                 <w:rFonts w:ascii="Avenir Next" w:hAnsi="Avenir Next" w:cs="Avenir Next" w:eastAsia="Avenir Next"/>
                 <w:b/>
                 <w:color w:val="1A1A1A"/>
+                <w:sz w:val="22"/>
+                <w:szCs w:val="17"/>
+              </w:rPr>
+              <w:t xml:space="preserve">Answer</w:t>
+            </w:r>
+            <w:r>
+              <w:rPr>
+                <w:rFonts w:ascii="Avenir Next" w:hAnsi="Avenir Next" w:cs="Avenir Next" w:eastAsia="Avenir Next"/>
+                <w:color w:val="1A1A1A"/>
                 <w:sz w:val="17"/>
                 <w:szCs w:val="17"/>
               </w:rPr>
-              <w:t xml:space="preserve">Answer</w:t>
-            </w:r>
-            <w:r>
-              <w:rPr>
-                <w:rFonts w:ascii="Avenir Next" w:hAnsi="Avenir Next" w:cs="Avenir Next" w:eastAsia="Avenir Next"/>
-                <w:color w:val="1A1A1A"/>
-                <w:sz w:val="17"/>
-                <w:szCs w:val="17"/>
-              </w:rPr>
               <w:tab/>
             </w:r>
             <w:r>
@@ -2798,7 +2806,7 @@
                 <w:rFonts w:ascii="Avenir Next" w:hAnsi="Avenir Next" w:cs="Avenir Next" w:eastAsia="Avenir Next"/>
                 <w:b/>
                 <w:color w:val="1A1A1A"/>
-                <w:sz w:val="17"/>
+                <w:sz w:val="22"/>
                 <w:szCs w:val="17"/>
               </w:rPr>
               <w:t xml:space="preserve">30 feet</w:t>
@@ -2809,6 +2817,7 @@
     </w:tbl>
     <w:p>
       <w:pPr>
+        <w:pStyle w:val="Heading2"/>
         <w:keepNext/>
         <w:pBdr>
           <w:bottom w:val="single" w:sz="8" w:space="3" w:color="003A70"/>
@@ -2824,7 +2833,7 @@
           <w:b/>
           <w:color w:val="003A70"/>
           <w:spacing w:val="14"/>
-          <w:sz w:val="19"/>
+          <w:sz w:val="22"/>
           <w:szCs w:val="19"/>
         </w:rPr>
         <w:t xml:space="preserve">PRACTICE</w:t>
@@ -2843,7 +2852,7 @@
           <w:rFonts w:ascii="Avenir Next" w:hAnsi="Avenir Next" w:cs="Avenir Next" w:eastAsia="Avenir Next"/>
           <w:i/>
           <w:color w:val="5A5F66"/>
-          <w:sz w:val="17"/>
+          <w:sz w:val="22"/>
           <w:szCs w:val="17"/>
         </w:rPr>
         <w:t xml:space="preserve">show your work · label units</w:t>
@@ -2863,25 +2872,25 @@
           <w:rFonts w:ascii="Avenir Next" w:hAnsi="Avenir Next" w:cs="Avenir Next" w:eastAsia="Avenir Next"/>
           <w:b/>
           <w:color w:val="1A1A1A"/>
+          <w:sz w:val="22"/>
+          <w:szCs w:val="20"/>
+        </w:rPr>
+        <w:t xml:space="preserve">1.</w:t>
+      </w:r>
+      <w:r>
+        <w:rPr>
+          <w:rFonts w:ascii="Avenir Next" w:hAnsi="Avenir Next" w:cs="Avenir Next" w:eastAsia="Avenir Next"/>
+          <w:color w:val="1A1A1A"/>
           <w:sz w:val="20"/>
           <w:szCs w:val="20"/>
         </w:rPr>
-        <w:t xml:space="preserve">1.</w:t>
-      </w:r>
-      <w:r>
-        <w:rPr>
-          <w:rFonts w:ascii="Avenir Next" w:hAnsi="Avenir Next" w:cs="Avenir Next" w:eastAsia="Avenir Next"/>
-          <w:color w:val="1A1A1A"/>
-          <w:sz w:val="20"/>
-          <w:szCs w:val="20"/>
-        </w:rPr>
         <w:tab/>
       </w:r>
       <w:r>
         <w:rPr>
           <w:rFonts w:ascii="Avenir Next" w:hAnsi="Avenir Next" w:cs="Avenir Next" w:eastAsia="Avenir Next"/>
           <w:color w:val="1A1A1A"/>
-          <w:sz w:val="20"/>
+          <w:sz w:val="22"/>
           <w:szCs w:val="20"/>
         </w:rPr>
         <w:t xml:space="preserve">Use the number line. Find each distance.</w:t>
@@ -2900,7 +2909,7 @@
         <w:drawing>
           <wp:inline distT="0" distB="0" distL="0" distR="0">
             <wp:extent cx="4572000" cy="731520"/>
-            <wp:docPr id="2" name="Figure 2"/>
+            <wp:docPr id="2" name="Figure 2" descr="Number line from -8 to 8, ticks every 1. Points: x: -5; label: P, x: -1; label: Q, x: 6; label: R."/>
             <a:graphic xmlns:a="http://schemas.openxmlformats.org/drawingml/2006/main">
               <a:graphicData uri="http://schemas.openxmlformats.org/drawingml/2006/picture">
                 <pic:pic xmlns:pic="http://schemas.openxmlformats.org/drawingml/2006/picture">
@@ -2980,7 +2989,7 @@
                 <w:rFonts w:ascii="Avenir Next" w:hAnsi="Avenir Next" w:cs="Avenir Next" w:eastAsia="Avenir Next"/>
                 <w:b/>
                 <w:color w:val="003A70"/>
-                <w:sz w:val="20"/>
+                <w:sz w:val="22"/>
                 <w:szCs w:val="20"/>
               </w:rPr>
               <w:t xml:space="preserve">a.</w:t>
@@ -2998,7 +3007,7 @@
               <w:rPr>
                 <w:rFonts w:ascii="Avenir Next" w:hAnsi="Avenir Next" w:cs="Avenir Next" w:eastAsia="Avenir Next"/>
                 <w:color w:val="1A1A1A"/>
-                <w:sz w:val="20"/>
+                <w:sz w:val="22"/>
                 <w:szCs w:val="20"/>
               </w:rPr>
               <w:t xml:space="preserve">P to R:</w:t>
@@ -3042,7 +3051,7 @@
                 <w:rFonts w:ascii="Avenir Next" w:hAnsi="Avenir Next" w:cs="Avenir Next" w:eastAsia="Avenir Next"/>
                 <w:b/>
                 <w:color w:val="003A70"/>
-                <w:sz w:val="20"/>
+                <w:sz w:val="22"/>
                 <w:szCs w:val="20"/>
               </w:rPr>
               <w:t xml:space="preserve">b.</w:t>
@@ -3060,7 +3069,7 @@
               <w:rPr>
                 <w:rFonts w:ascii="Avenir Next" w:hAnsi="Avenir Next" w:cs="Avenir Next" w:eastAsia="Avenir Next"/>
                 <w:color w:val="1A1A1A"/>
-                <w:sz w:val="20"/>
+                <w:sz w:val="22"/>
                 <w:szCs w:val="20"/>
               </w:rPr>
               <w:t xml:space="preserve">Q to R:</w:t>
@@ -3104,7 +3113,7 @@
                 <w:rFonts w:ascii="Avenir Next" w:hAnsi="Avenir Next" w:cs="Avenir Next" w:eastAsia="Avenir Next"/>
                 <w:b/>
                 <w:color w:val="003A70"/>
-                <w:sz w:val="20"/>
+                <w:sz w:val="22"/>
                 <w:szCs w:val="20"/>
               </w:rPr>
               <w:t xml:space="preserve">c.</w:t>
@@ -3122,7 +3131,7 @@
               <w:rPr>
                 <w:rFonts w:ascii="Avenir Next" w:hAnsi="Avenir Next" w:cs="Avenir Next" w:eastAsia="Avenir Next"/>
                 <w:color w:val="1A1A1A"/>
-                <w:sz w:val="20"/>
+                <w:sz w:val="22"/>
                 <w:szCs w:val="20"/>
               </w:rPr>
               <w:t xml:space="preserve">P to Q:</w:t>
@@ -3169,25 +3178,25 @@
           <w:rFonts w:ascii="Avenir Next" w:hAnsi="Avenir Next" w:cs="Avenir Next" w:eastAsia="Avenir Next"/>
           <w:b/>
           <w:color w:val="1A1A1A"/>
+          <w:sz w:val="22"/>
+          <w:szCs w:val="20"/>
+        </w:rPr>
+        <w:t xml:space="preserve">2.</w:t>
+      </w:r>
+      <w:r>
+        <w:rPr>
+          <w:rFonts w:ascii="Avenir Next" w:hAnsi="Avenir Next" w:cs="Avenir Next" w:eastAsia="Avenir Next"/>
+          <w:color w:val="1A1A1A"/>
           <w:sz w:val="20"/>
           <w:szCs w:val="20"/>
         </w:rPr>
-        <w:t xml:space="preserve">2.</w:t>
-      </w:r>
-      <w:r>
-        <w:rPr>
-          <w:rFonts w:ascii="Avenir Next" w:hAnsi="Avenir Next" w:cs="Avenir Next" w:eastAsia="Avenir Next"/>
-          <w:color w:val="1A1A1A"/>
-          <w:sz w:val="20"/>
-          <w:szCs w:val="20"/>
-        </w:rPr>
         <w:tab/>
       </w:r>
       <w:r>
         <w:rPr>
           <w:rFonts w:ascii="Avenir Next" w:hAnsi="Avenir Next" w:cs="Avenir Next" w:eastAsia="Avenir Next"/>
           <w:color w:val="1A1A1A"/>
-          <w:sz w:val="20"/>
+          <w:sz w:val="22"/>
           <w:szCs w:val="20"/>
         </w:rPr>
         <w:t xml:space="preserve">Find the distance between each pair of numbers.</w:t>
@@ -3243,7 +3252,7 @@
                 <w:rFonts w:ascii="Avenir Next" w:hAnsi="Avenir Next" w:cs="Avenir Next" w:eastAsia="Avenir Next"/>
                 <w:b/>
                 <w:color w:val="003A70"/>
-                <w:sz w:val="20"/>
+                <w:sz w:val="22"/>
                 <w:szCs w:val="20"/>
               </w:rPr>
               <w:t xml:space="preserve">a.</w:t>
@@ -3261,7 +3270,7 @@
               <w:rPr>
                 <w:rFonts w:ascii="Avenir Next" w:hAnsi="Avenir Next" w:cs="Avenir Next" w:eastAsia="Avenir Next"/>
                 <w:color w:val="1A1A1A"/>
-                <w:sz w:val="20"/>
+                <w:sz w:val="22"/>
                 <w:szCs w:val="20"/>
               </w:rPr>
               <w:t xml:space="preserve">−7 and 3</w:t>
@@ -3305,7 +3314,7 @@
                 <w:rFonts w:ascii="Avenir Next" w:hAnsi="Avenir Next" w:cs="Avenir Next" w:eastAsia="Avenir Next"/>
                 <w:b/>
                 <w:color w:val="003A70"/>
-                <w:sz w:val="20"/>
+                <w:sz w:val="22"/>
                 <w:szCs w:val="20"/>
               </w:rPr>
               <w:t xml:space="preserve">b.</w:t>
@@ -3323,7 +3332,7 @@
               <w:rPr>
                 <w:rFonts w:ascii="Avenir Next" w:hAnsi="Avenir Next" w:cs="Avenir Next" w:eastAsia="Avenir Next"/>
                 <w:color w:val="1A1A1A"/>
-                <w:sz w:val="20"/>
+                <w:sz w:val="22"/>
                 <w:szCs w:val="20"/>
               </w:rPr>
               <w:t xml:space="preserve">−12 and −4</w:t>
@@ -3367,7 +3376,7 @@
                 <w:rFonts w:ascii="Avenir Next" w:hAnsi="Avenir Next" w:cs="Avenir Next" w:eastAsia="Avenir Next"/>
                 <w:b/>
                 <w:color w:val="003A70"/>
-                <w:sz w:val="20"/>
+                <w:sz w:val="22"/>
                 <w:szCs w:val="20"/>
               </w:rPr>
               <w:t xml:space="preserve">c.</w:t>
@@ -3385,7 +3394,7 @@
               <w:rPr>
                 <w:rFonts w:ascii="Avenir Next" w:hAnsi="Avenir Next" w:cs="Avenir Next" w:eastAsia="Avenir Next"/>
                 <w:color w:val="1A1A1A"/>
-                <w:sz w:val="20"/>
+                <w:sz w:val="22"/>
                 <w:szCs w:val="20"/>
               </w:rPr>
               <w:t xml:space="preserve">−2.5 and 4</w:t>
@@ -3432,18 +3441,18 @@
           <w:rFonts w:ascii="Avenir Next" w:hAnsi="Avenir Next" w:cs="Avenir Next" w:eastAsia="Avenir Next"/>
           <w:b/>
           <w:color w:val="1A1A1A"/>
+          <w:sz w:val="22"/>
+          <w:szCs w:val="20"/>
+        </w:rPr>
+        <w:t xml:space="preserve">3.</w:t>
+      </w:r>
+      <w:r>
+        <w:rPr>
+          <w:rFonts w:ascii="Avenir Next" w:hAnsi="Avenir Next" w:cs="Avenir Next" w:eastAsia="Avenir Next"/>
+          <w:color w:val="1A1A1A"/>
           <w:sz w:val="20"/>
           <w:szCs w:val="20"/>
         </w:rPr>
-        <w:t xml:space="preserve">3.</w:t>
-      </w:r>
-      <w:r>
-        <w:rPr>
-          <w:rFonts w:ascii="Avenir Next" w:hAnsi="Avenir Next" w:cs="Avenir Next" w:eastAsia="Avenir Next"/>
-          <w:color w:val="1A1A1A"/>
-          <w:sz w:val="20"/>
-          <w:szCs w:val="20"/>
-        </w:rPr>
         <w:tab/>
       </w:r>
       <w:r>
@@ -3451,7 +3460,7 @@
           <w:rFonts w:ascii="Avenir Next" w:hAnsi="Avenir Next" w:cs="Avenir Next" w:eastAsia="Avenir Next"/>
           <w:b/>
           <w:color w:val="1A1A1A"/>
-          <w:sz w:val="20"/>
+          <w:sz w:val="22"/>
           <w:szCs w:val="20"/>
         </w:rPr>
         <w:t xml:space="preserve">Temperature Swing.  </w:t>
@@ -3460,7 +3469,7 @@
         <w:rPr>
           <w:rFonts w:ascii="Avenir Next" w:hAnsi="Avenir Next" w:cs="Avenir Next" w:eastAsia="Avenir Next"/>
           <w:color w:val="1A1A1A"/>
-          <w:sz w:val="20"/>
+          <w:sz w:val="22"/>
           <w:szCs w:val="20"/>
         </w:rPr>
         <w:t xml:space="preserve">It was −8 degrees at 6 a.m. and 15 degrees at 3 p.m. How much did it rise?</w:t>
@@ -3479,25 +3488,25 @@
           <w:rFonts w:ascii="Avenir Next" w:hAnsi="Avenir Next" w:cs="Avenir Next" w:eastAsia="Avenir Next"/>
           <w:b/>
           <w:color w:val="1A1A1A"/>
+          <w:sz w:val="22"/>
+          <w:szCs w:val="18"/>
+        </w:rPr>
+        <w:t xml:space="preserve">Answer</w:t>
+      </w:r>
+      <w:r>
+        <w:rPr>
+          <w:rFonts w:ascii="Avenir Next" w:hAnsi="Avenir Next" w:cs="Avenir Next" w:eastAsia="Avenir Next"/>
+          <w:color w:val="1A1A1A"/>
           <w:sz w:val="18"/>
           <w:szCs w:val="18"/>
         </w:rPr>
-        <w:t xml:space="preserve">Answer</w:t>
-      </w:r>
-      <w:r>
-        <w:rPr>
-          <w:rFonts w:ascii="Avenir Next" w:hAnsi="Avenir Next" w:cs="Avenir Next" w:eastAsia="Avenir Next"/>
-          <w:color w:val="1A1A1A"/>
-          <w:sz w:val="18"/>
-          <w:szCs w:val="18"/>
-        </w:rPr>
         <w:tab/>
       </w:r>
       <w:r>
         <w:rPr>
           <w:rFonts w:ascii="Avenir Next" w:hAnsi="Avenir Next" w:cs="Avenir Next" w:eastAsia="Avenir Next"/>
           <w:color w:val="1A1A1A"/>
-          <w:sz w:val="18"/>
+          <w:sz w:val="22"/>
           <w:szCs w:val="18"/>
         </w:rPr>
         <w:t xml:space="preserve">  degrees</w:t>
@@ -3522,18 +3531,18 @@
           <w:rFonts w:ascii="Avenir Next" w:hAnsi="Avenir Next" w:cs="Avenir Next" w:eastAsia="Avenir Next"/>
           <w:b/>
           <w:color w:val="1A1A1A"/>
+          <w:sz w:val="22"/>
+          <w:szCs w:val="20"/>
+        </w:rPr>
+        <w:t xml:space="preserve">4.</w:t>
+      </w:r>
+      <w:r>
+        <w:rPr>
+          <w:rFonts w:ascii="Avenir Next" w:hAnsi="Avenir Next" w:cs="Avenir Next" w:eastAsia="Avenir Next"/>
+          <w:color w:val="1A1A1A"/>
           <w:sz w:val="20"/>
           <w:szCs w:val="20"/>
         </w:rPr>
-        <w:t xml:space="preserve">4.</w:t>
-      </w:r>
-      <w:r>
-        <w:rPr>
-          <w:rFonts w:ascii="Avenir Next" w:hAnsi="Avenir Next" w:cs="Avenir Next" w:eastAsia="Avenir Next"/>
-          <w:color w:val="1A1A1A"/>
-          <w:sz w:val="20"/>
-          <w:szCs w:val="20"/>
-        </w:rPr>
         <w:tab/>
       </w:r>
       <w:r>
@@ -3541,7 +3550,7 @@
           <w:rFonts w:ascii="Avenir Next" w:hAnsi="Avenir Next" w:cs="Avenir Next" w:eastAsia="Avenir Next"/>
           <w:b/>
           <w:color w:val="1A1A1A"/>
-          <w:sz w:val="20"/>
+          <w:sz w:val="22"/>
           <w:szCs w:val="20"/>
         </w:rPr>
         <w:t xml:space="preserve">Elevator.  </w:t>
@@ -3550,7 +3559,7 @@
         <w:rPr>
           <w:rFonts w:ascii="Avenir Next" w:hAnsi="Avenir Next" w:cs="Avenir Next" w:eastAsia="Avenir Next"/>
           <w:color w:val="1A1A1A"/>
-          <w:sz w:val="20"/>
+          <w:sz w:val="22"/>
           <w:szCs w:val="20"/>
         </w:rPr>
         <w:t xml:space="preserve">An elevator goes from parking level −3 up to floor 9. Street level is floor 0. How many floors does it travel?</w:t>
@@ -3569,25 +3578,25 @@
           <w:rFonts w:ascii="Avenir Next" w:hAnsi="Avenir Next" w:cs="Avenir Next" w:eastAsia="Avenir Next"/>
           <w:b/>
           <w:color w:val="1A1A1A"/>
+          <w:sz w:val="22"/>
+          <w:szCs w:val="18"/>
+        </w:rPr>
+        <w:t xml:space="preserve">Answer</w:t>
+      </w:r>
+      <w:r>
+        <w:rPr>
+          <w:rFonts w:ascii="Avenir Next" w:hAnsi="Avenir Next" w:cs="Avenir Next" w:eastAsia="Avenir Next"/>
+          <w:color w:val="1A1A1A"/>
           <w:sz w:val="18"/>
           <w:szCs w:val="18"/>
         </w:rPr>
-        <w:t xml:space="preserve">Answer</w:t>
-      </w:r>
-      <w:r>
-        <w:rPr>
-          <w:rFonts w:ascii="Avenir Next" w:hAnsi="Avenir Next" w:cs="Avenir Next" w:eastAsia="Avenir Next"/>
-          <w:color w:val="1A1A1A"/>
-          <w:sz w:val="18"/>
-          <w:szCs w:val="18"/>
-        </w:rPr>
         <w:tab/>
       </w:r>
       <w:r>
         <w:rPr>
           <w:rFonts w:ascii="Avenir Next" w:hAnsi="Avenir Next" w:cs="Avenir Next" w:eastAsia="Avenir Next"/>
           <w:color w:val="1A1A1A"/>
-          <w:sz w:val="18"/>
+          <w:sz w:val="22"/>
           <w:szCs w:val="18"/>
         </w:rPr>
         <w:t xml:space="preserve">  floors</w:t>
@@ -3612,18 +3621,18 @@
           <w:rFonts w:ascii="Avenir Next" w:hAnsi="Avenir Next" w:cs="Avenir Next" w:eastAsia="Avenir Next"/>
           <w:b/>
           <w:color w:val="1A1A1A"/>
+          <w:sz w:val="22"/>
+          <w:szCs w:val="20"/>
+        </w:rPr>
+        <w:t xml:space="preserve">5.</w:t>
+      </w:r>
+      <w:r>
+        <w:rPr>
+          <w:rFonts w:ascii="Avenir Next" w:hAnsi="Avenir Next" w:cs="Avenir Next" w:eastAsia="Avenir Next"/>
+          <w:color w:val="1A1A1A"/>
           <w:sz w:val="20"/>
           <w:szCs w:val="20"/>
         </w:rPr>
-        <w:t xml:space="preserve">5.</w:t>
-      </w:r>
-      <w:r>
-        <w:rPr>
-          <w:rFonts w:ascii="Avenir Next" w:hAnsi="Avenir Next" w:cs="Avenir Next" w:eastAsia="Avenir Next"/>
-          <w:color w:val="1A1A1A"/>
-          <w:sz w:val="20"/>
-          <w:szCs w:val="20"/>
-        </w:rPr>
         <w:tab/>
       </w:r>
       <w:r>
@@ -3631,7 +3640,7 @@
           <w:rFonts w:ascii="Avenir Next" w:hAnsi="Avenir Next" w:cs="Avenir Next" w:eastAsia="Avenir Next"/>
           <w:b/>
           <w:color w:val="1A1A1A"/>
-          <w:sz w:val="20"/>
+          <w:sz w:val="22"/>
           <w:szCs w:val="20"/>
         </w:rPr>
         <w:t xml:space="preserve">Find the Error.  </w:t>
@@ -3640,7 +3649,7 @@
         <w:rPr>
           <w:rFonts w:ascii="Avenir Next" w:hAnsi="Avenir Next" w:cs="Avenir Next" w:eastAsia="Avenir Next"/>
           <w:color w:val="1A1A1A"/>
-          <w:sz w:val="20"/>
+          <w:sz w:val="22"/>
           <w:szCs w:val="20"/>
         </w:rPr>
         <w:t xml:space="preserve">To find the distance from −9 to 5, Omar wrote 9 − 5 = 4. Explain his mistake. Find the correct distance.</w:t>
@@ -3719,6 +3728,7 @@
     </w:p>
     <w:p>
       <w:pPr>
+        <w:pStyle w:val="Heading2"/>
         <w:keepNext/>
         <w:pBdr>
           <w:bottom w:val="single" w:sz="8" w:space="3" w:color="003A70"/>
@@ -3734,7 +3744,7 @@
           <w:b/>
           <w:color w:val="003A70"/>
           <w:spacing w:val="14"/>
-          <w:sz w:val="19"/>
+          <w:sz w:val="22"/>
           <w:szCs w:val="19"/>
         </w:rPr>
         <w:t xml:space="preserve">TEST PRACTICE</w:t>
@@ -3753,7 +3763,7 @@
           <w:rFonts w:ascii="Avenir Next" w:hAnsi="Avenir Next" w:cs="Avenir Next" w:eastAsia="Avenir Next"/>
           <w:i/>
           <w:color w:val="5A5F66"/>
-          <w:sz w:val="17"/>
+          <w:sz w:val="22"/>
           <w:szCs w:val="17"/>
         </w:rPr>
         <w:t xml:space="preserve">choose the best answer</w:t>
@@ -3773,25 +3783,25 @@
           <w:rFonts w:ascii="Avenir Next" w:hAnsi="Avenir Next" w:cs="Avenir Next" w:eastAsia="Avenir Next"/>
           <w:b/>
           <w:color w:val="1A1A1A"/>
+          <w:sz w:val="22"/>
+          <w:szCs w:val="20"/>
+        </w:rPr>
+        <w:t xml:space="preserve">6.</w:t>
+      </w:r>
+      <w:r>
+        <w:rPr>
+          <w:rFonts w:ascii="Avenir Next" w:hAnsi="Avenir Next" w:cs="Avenir Next" w:eastAsia="Avenir Next"/>
+          <w:color w:val="1A1A1A"/>
           <w:sz w:val="20"/>
           <w:szCs w:val="20"/>
         </w:rPr>
-        <w:t xml:space="preserve">6.</w:t>
-      </w:r>
-      <w:r>
-        <w:rPr>
-          <w:rFonts w:ascii="Avenir Next" w:hAnsi="Avenir Next" w:cs="Avenir Next" w:eastAsia="Avenir Next"/>
-          <w:color w:val="1A1A1A"/>
-          <w:sz w:val="20"/>
-          <w:szCs w:val="20"/>
-        </w:rPr>
         <w:tab/>
       </w:r>
       <w:r>
         <w:rPr>
           <w:rFonts w:ascii="Avenir Next" w:hAnsi="Avenir Next" w:cs="Avenir Next" w:eastAsia="Avenir Next"/>
           <w:color w:val="1A1A1A"/>
-          <w:sz w:val="20"/>
+          <w:sz w:val="22"/>
           <w:szCs w:val="20"/>
         </w:rPr>
         <w:t xml:space="preserve">What is the distance between −13 and 6 on a number line?</w:t>
@@ -3847,25 +3857,25 @@
                 <w:rFonts w:ascii="Avenir Next" w:hAnsi="Avenir Next" w:cs="Avenir Next" w:eastAsia="Avenir Next"/>
                 <w:b/>
                 <w:color w:val="003A70"/>
+                <w:sz w:val="22"/>
+                <w:szCs w:val="19"/>
+              </w:rPr>
+              <w:t xml:space="preserve">A</w:t>
+            </w:r>
+            <w:r>
+              <w:rPr>
+                <w:rFonts w:ascii="Avenir Next" w:hAnsi="Avenir Next" w:cs="Avenir Next" w:eastAsia="Avenir Next"/>
+                <w:color w:val="1A1A1A"/>
                 <w:sz w:val="19"/>
                 <w:szCs w:val="19"/>
               </w:rPr>
-              <w:t xml:space="preserve">A</w:t>
-            </w:r>
-            <w:r>
-              <w:rPr>
-                <w:rFonts w:ascii="Avenir Next" w:hAnsi="Avenir Next" w:cs="Avenir Next" w:eastAsia="Avenir Next"/>
-                <w:color w:val="1A1A1A"/>
-                <w:sz w:val="19"/>
-                <w:szCs w:val="19"/>
-              </w:rPr>
               <w:tab/>
             </w:r>
             <w:r>
               <w:rPr>
                 <w:rFonts w:ascii="Avenir Next" w:hAnsi="Avenir Next" w:cs="Avenir Next" w:eastAsia="Avenir Next"/>
                 <w:color w:val="1A1A1A"/>
-                <w:sz w:val="19"/>
+                <w:sz w:val="22"/>
                 <w:szCs w:val="19"/>
               </w:rPr>
               <w:t xml:space="preserve">7</w:t>
@@ -3890,25 +3900,25 @@
                 <w:rFonts w:ascii="Avenir Next" w:hAnsi="Avenir Next" w:cs="Avenir Next" w:eastAsia="Avenir Next"/>
                 <w:b/>
                 <w:color w:val="003A70"/>
+                <w:sz w:val="22"/>
+                <w:szCs w:val="19"/>
+              </w:rPr>
+              <w:t xml:space="preserve">B</w:t>
+            </w:r>
+            <w:r>
+              <w:rPr>
+                <w:rFonts w:ascii="Avenir Next" w:hAnsi="Avenir Next" w:cs="Avenir Next" w:eastAsia="Avenir Next"/>
+                <w:color w:val="1A1A1A"/>
                 <w:sz w:val="19"/>
                 <w:szCs w:val="19"/>
               </w:rPr>
-              <w:t xml:space="preserve">B</w:t>
-            </w:r>
-            <w:r>
-              <w:rPr>
-                <w:rFonts w:ascii="Avenir Next" w:hAnsi="Avenir Next" w:cs="Avenir Next" w:eastAsia="Avenir Next"/>
-                <w:color w:val="1A1A1A"/>
-                <w:sz w:val="19"/>
-                <w:szCs w:val="19"/>
-              </w:rPr>
               <w:tab/>
             </w:r>
             <w:r>
               <w:rPr>
                 <w:rFonts w:ascii="Avenir Next" w:hAnsi="Avenir Next" w:cs="Avenir Next" w:eastAsia="Avenir Next"/>
                 <w:color w:val="1A1A1A"/>
-                <w:sz w:val="19"/>
+                <w:sz w:val="22"/>
                 <w:szCs w:val="19"/>
               </w:rPr>
               <w:t xml:space="preserve">19</w:t>
@@ -3933,25 +3943,25 @@
                 <w:rFonts w:ascii="Avenir Next" w:hAnsi="Avenir Next" w:cs="Avenir Next" w:eastAsia="Avenir Next"/>
                 <w:b/>
                 <w:color w:val="003A70"/>
+                <w:sz w:val="22"/>
+                <w:szCs w:val="19"/>
+              </w:rPr>
+              <w:t xml:space="preserve">C</w:t>
+            </w:r>
+            <w:r>
+              <w:rPr>
+                <w:rFonts w:ascii="Avenir Next" w:hAnsi="Avenir Next" w:cs="Avenir Next" w:eastAsia="Avenir Next"/>
+                <w:color w:val="1A1A1A"/>
                 <w:sz w:val="19"/>
                 <w:szCs w:val="19"/>
               </w:rPr>
-              <w:t xml:space="preserve">C</w:t>
-            </w:r>
-            <w:r>
-              <w:rPr>
-                <w:rFonts w:ascii="Avenir Next" w:hAnsi="Avenir Next" w:cs="Avenir Next" w:eastAsia="Avenir Next"/>
-                <w:color w:val="1A1A1A"/>
-                <w:sz w:val="19"/>
-                <w:szCs w:val="19"/>
-              </w:rPr>
               <w:tab/>
             </w:r>
             <w:r>
               <w:rPr>
                 <w:rFonts w:ascii="Avenir Next" w:hAnsi="Avenir Next" w:cs="Avenir Next" w:eastAsia="Avenir Next"/>
                 <w:color w:val="1A1A1A"/>
-                <w:sz w:val="19"/>
+                <w:sz w:val="22"/>
                 <w:szCs w:val="19"/>
               </w:rPr>
               <w:t xml:space="preserve">−19</w:t>
@@ -3976,25 +3986,25 @@
                 <w:rFonts w:ascii="Avenir Next" w:hAnsi="Avenir Next" w:cs="Avenir Next" w:eastAsia="Avenir Next"/>
                 <w:b/>
                 <w:color w:val="003A70"/>
+                <w:sz w:val="22"/>
+                <w:szCs w:val="19"/>
+              </w:rPr>
+              <w:t xml:space="preserve">D</w:t>
+            </w:r>
+            <w:r>
+              <w:rPr>
+                <w:rFonts w:ascii="Avenir Next" w:hAnsi="Avenir Next" w:cs="Avenir Next" w:eastAsia="Avenir Next"/>
+                <w:color w:val="1A1A1A"/>
                 <w:sz w:val="19"/>
                 <w:szCs w:val="19"/>
               </w:rPr>
-              <w:t xml:space="preserve">D</w:t>
-            </w:r>
-            <w:r>
-              <w:rPr>
-                <w:rFonts w:ascii="Avenir Next" w:hAnsi="Avenir Next" w:cs="Avenir Next" w:eastAsia="Avenir Next"/>
-                <w:color w:val="1A1A1A"/>
-                <w:sz w:val="19"/>
-                <w:szCs w:val="19"/>
-              </w:rPr>
               <w:tab/>
             </w:r>
             <w:r>
               <w:rPr>
                 <w:rFonts w:ascii="Avenir Next" w:hAnsi="Avenir Next" w:cs="Avenir Next" w:eastAsia="Avenir Next"/>
                 <w:color w:val="1A1A1A"/>
-                <w:sz w:val="19"/>
+                <w:sz w:val="22"/>
                 <w:szCs w:val="19"/>
               </w:rPr>
               <w:t xml:space="preserve">−7</w:t>
@@ -4022,25 +4032,25 @@
           <w:rFonts w:ascii="Avenir Next" w:hAnsi="Avenir Next" w:cs="Avenir Next" w:eastAsia="Avenir Next"/>
           <w:b/>
           <w:color w:val="1A1A1A"/>
+          <w:sz w:val="22"/>
+          <w:szCs w:val="20"/>
+        </w:rPr>
+        <w:t xml:space="preserve">7.</w:t>
+      </w:r>
+      <w:r>
+        <w:rPr>
+          <w:rFonts w:ascii="Avenir Next" w:hAnsi="Avenir Next" w:cs="Avenir Next" w:eastAsia="Avenir Next"/>
+          <w:color w:val="1A1A1A"/>
           <w:sz w:val="20"/>
           <w:szCs w:val="20"/>
         </w:rPr>
-        <w:t xml:space="preserve">7.</w:t>
-      </w:r>
-      <w:r>
-        <w:rPr>
-          <w:rFonts w:ascii="Avenir Next" w:hAnsi="Avenir Next" w:cs="Avenir Next" w:eastAsia="Avenir Next"/>
-          <w:color w:val="1A1A1A"/>
-          <w:sz w:val="20"/>
-          <w:szCs w:val="20"/>
-        </w:rPr>
         <w:tab/>
       </w:r>
       <w:r>
         <w:rPr>
           <w:rFonts w:ascii="Avenir Next" w:hAnsi="Avenir Next" w:cs="Avenir Next" w:eastAsia="Avenir Next"/>
           <w:color w:val="1A1A1A"/>
-          <w:sz w:val="20"/>
+          <w:sz w:val="22"/>
           <w:szCs w:val="20"/>
         </w:rPr>
         <w:t xml:space="preserve">A cave floor is at −60 feet. A ledge is at −22 feet. How far apart are they?</w:t>
@@ -4096,25 +4106,25 @@
                 <w:rFonts w:ascii="Avenir Next" w:hAnsi="Avenir Next" w:cs="Avenir Next" w:eastAsia="Avenir Next"/>
                 <w:b/>
                 <w:color w:val="003A70"/>
+                <w:sz w:val="22"/>
+                <w:szCs w:val="19"/>
+              </w:rPr>
+              <w:t xml:space="preserve">A</w:t>
+            </w:r>
+            <w:r>
+              <w:rPr>
+                <w:rFonts w:ascii="Avenir Next" w:hAnsi="Avenir Next" w:cs="Avenir Next" w:eastAsia="Avenir Next"/>
+                <w:color w:val="1A1A1A"/>
                 <w:sz w:val="19"/>
                 <w:szCs w:val="19"/>
               </w:rPr>
-              <w:t xml:space="preserve">A</w:t>
-            </w:r>
-            <w:r>
-              <w:rPr>
-                <w:rFonts w:ascii="Avenir Next" w:hAnsi="Avenir Next" w:cs="Avenir Next" w:eastAsia="Avenir Next"/>
-                <w:color w:val="1A1A1A"/>
-                <w:sz w:val="19"/>
-                <w:szCs w:val="19"/>
-              </w:rPr>
               <w:tab/>
             </w:r>
             <w:r>
               <w:rPr>
                 <w:rFonts w:ascii="Avenir Next" w:hAnsi="Avenir Next" w:cs="Avenir Next" w:eastAsia="Avenir Next"/>
                 <w:color w:val="1A1A1A"/>
-                <w:sz w:val="19"/>
+                <w:sz w:val="22"/>
                 <w:szCs w:val="19"/>
               </w:rPr>
               <w:t xml:space="preserve">82 feet</w:t>
@@ -4139,25 +4149,25 @@
                 <w:rFonts w:ascii="Avenir Next" w:hAnsi="Avenir Next" w:cs="Avenir Next" w:eastAsia="Avenir Next"/>
                 <w:b/>
                 <w:color w:val="003A70"/>
+                <w:sz w:val="22"/>
+                <w:szCs w:val="19"/>
+              </w:rPr>
+              <w:t xml:space="preserve">B</w:t>
+            </w:r>
+            <w:r>
+              <w:rPr>
+                <w:rFonts w:ascii="Avenir Next" w:hAnsi="Avenir Next" w:cs="Avenir Next" w:eastAsia="Avenir Next"/>
+                <w:color w:val="1A1A1A"/>
                 <w:sz w:val="19"/>
                 <w:szCs w:val="19"/>
               </w:rPr>
-              <w:t xml:space="preserve">B</w:t>
-            </w:r>
-            <w:r>
-              <w:rPr>
-                <w:rFonts w:ascii="Avenir Next" w:hAnsi="Avenir Next" w:cs="Avenir Next" w:eastAsia="Avenir Next"/>
-                <w:color w:val="1A1A1A"/>
-                <w:sz w:val="19"/>
-                <w:szCs w:val="19"/>
-              </w:rPr>
               <w:tab/>
             </w:r>
             <w:r>
               <w:rPr>
                 <w:rFonts w:ascii="Avenir Next" w:hAnsi="Avenir Next" w:cs="Avenir Next" w:eastAsia="Avenir Next"/>
                 <w:color w:val="1A1A1A"/>
-                <w:sz w:val="19"/>
+                <w:sz w:val="22"/>
                 <w:szCs w:val="19"/>
               </w:rPr>
               <w:t xml:space="preserve">38 feet</w:t>
@@ -4182,25 +4192,25 @@
                 <w:rFonts w:ascii="Avenir Next" w:hAnsi="Avenir Next" w:cs="Avenir Next" w:eastAsia="Avenir Next"/>
                 <w:b/>
                 <w:color w:val="003A70"/>
+                <w:sz w:val="22"/>
+                <w:szCs w:val="19"/>
+              </w:rPr>
+              <w:t xml:space="preserve">C</w:t>
+            </w:r>
+            <w:r>
+              <w:rPr>
+                <w:rFonts w:ascii="Avenir Next" w:hAnsi="Avenir Next" w:cs="Avenir Next" w:eastAsia="Avenir Next"/>
+                <w:color w:val="1A1A1A"/>
                 <w:sz w:val="19"/>
                 <w:szCs w:val="19"/>
               </w:rPr>
-              <w:t xml:space="preserve">C</w:t>
-            </w:r>
-            <w:r>
-              <w:rPr>
-                <w:rFonts w:ascii="Avenir Next" w:hAnsi="Avenir Next" w:cs="Avenir Next" w:eastAsia="Avenir Next"/>
-                <w:color w:val="1A1A1A"/>
-                <w:sz w:val="19"/>
-                <w:szCs w:val="19"/>
-              </w:rPr>
               <w:tab/>
             </w:r>
             <w:r>
               <w:rPr>
                 <w:rFonts w:ascii="Avenir Next" w:hAnsi="Avenir Next" w:cs="Avenir Next" w:eastAsia="Avenir Next"/>
                 <w:color w:val="1A1A1A"/>
-                <w:sz w:val="19"/>
+                <w:sz w:val="22"/>
                 <w:szCs w:val="19"/>
               </w:rPr>
               <w:t xml:space="preserve">−38 feet</w:t>
@@ -4225,25 +4235,25 @@
                 <w:rFonts w:ascii="Avenir Next" w:hAnsi="Avenir Next" w:cs="Avenir Next" w:eastAsia="Avenir Next"/>
                 <w:b/>
                 <w:color w:val="003A70"/>
+                <w:sz w:val="22"/>
+                <w:szCs w:val="19"/>
+              </w:rPr>
+              <w:t xml:space="preserve">D</w:t>
+            </w:r>
+            <w:r>
+              <w:rPr>
+                <w:rFonts w:ascii="Avenir Next" w:hAnsi="Avenir Next" w:cs="Avenir Next" w:eastAsia="Avenir Next"/>
+                <w:color w:val="1A1A1A"/>
                 <w:sz w:val="19"/>
                 <w:szCs w:val="19"/>
               </w:rPr>
-              <w:t xml:space="preserve">D</w:t>
-            </w:r>
-            <w:r>
-              <w:rPr>
-                <w:rFonts w:ascii="Avenir Next" w:hAnsi="Avenir Next" w:cs="Avenir Next" w:eastAsia="Avenir Next"/>
-                <w:color w:val="1A1A1A"/>
-                <w:sz w:val="19"/>
-                <w:szCs w:val="19"/>
-              </w:rPr>
               <w:tab/>
             </w:r>
             <w:r>
               <w:rPr>
                 <w:rFonts w:ascii="Avenir Next" w:hAnsi="Avenir Next" w:cs="Avenir Next" w:eastAsia="Avenir Next"/>
                 <w:color w:val="1A1A1A"/>
-                <w:sz w:val="19"/>
+                <w:sz w:val="22"/>
                 <w:szCs w:val="19"/>
               </w:rPr>
               <w:t xml:space="preserve">22 feet</w:t>
@@ -4301,6 +4311,7 @@
           </w:tcPr>
           <w:p>
             <w:pPr>
+              <w:pStyle w:val="Heading2"/>
               <w:spacing w:before="0" w:after="0" w:line="240" w:lineRule="auto"/>
             </w:pPr>
             <w:r>
@@ -4338,7 +4349,7 @@
               <w:rPr>
                 <w:rFonts w:ascii="Avenir Next" w:hAnsi="Avenir Next" w:cs="Avenir Next" w:eastAsia="Avenir Next"/>
                 <w:color w:val="1A1A1A"/>
-                <w:sz w:val="17"/>
+                <w:sz w:val="22"/>
                 <w:szCs w:val="17"/>
               </w:rPr>
               <w:t xml:space="preserve">  I can do this on my own</w:t>
@@ -4367,7 +4378,7 @@
               <w:rPr>
                 <w:rFonts w:ascii="Avenir Next" w:hAnsi="Avenir Next" w:cs="Avenir Next" w:eastAsia="Avenir Next"/>
                 <w:color w:val="1A1A1A"/>
-                <w:sz w:val="17"/>
+                <w:sz w:val="22"/>
                 <w:szCs w:val="17"/>
               </w:rPr>
               <w:t xml:space="preserve">  I need a little help</w:t>
@@ -4396,7 +4407,7 @@
               <w:rPr>
                 <w:rFonts w:ascii="Avenir Next" w:hAnsi="Avenir Next" w:cs="Avenir Next" w:eastAsia="Avenir Next"/>
                 <w:color w:val="1A1A1A"/>
-                <w:sz w:val="17"/>
+                <w:sz w:val="22"/>
                 <w:szCs w:val="17"/>
               </w:rPr>
               <w:t xml:space="preserve">  I have a question about #</w:t>
@@ -4434,7 +4445,7 @@
         <w:rPr>
           <w:rFonts w:ascii="Avenir Next" w:hAnsi="Avenir Next" w:cs="Avenir Next" w:eastAsia="Avenir Next"/>
           <w:color w:val="5A5F66"/>
-          <w:sz w:val="17"/>
+          <w:sz w:val="22"/>
           <w:szCs w:val="17"/>
         </w:rPr>
         <w:t xml:space="preserve">With someone at home, find how many degrees the temperature changed today.</w:t>
@@ -4528,7 +4539,106 @@
               <w:sz w:val="15"/>
               <w:szCs w:val="15"/>
             </w:rPr>
-            <w:t xml:space="preserve">Lesson 7-3  ·  Homework Packet</w:t>
+            <w:t xml:space="preserve">7-3 · Page </w:t>
+          </w:r>
+          <w:r>
+            <w:rPr>
+              <w:rFonts w:ascii="Avenir Next" w:hAnsi="Avenir Next" w:cs="Avenir Next" w:eastAsia="Avenir Next"/>
+              <w:color w:val="5A5F66"/>
+              <w:sz w:val="15"/>
+              <w:szCs w:val="15"/>
+            </w:rPr>
+            <w:fldChar w:fldCharType="begin"/>
+          </w:r>
+          <w:r>
+            <w:rPr>
+              <w:rFonts w:ascii="Avenir Next" w:hAnsi="Avenir Next" w:cs="Avenir Next" w:eastAsia="Avenir Next"/>
+              <w:color w:val="5A5F66"/>
+              <w:sz w:val="15"/>
+              <w:szCs w:val="15"/>
+            </w:rPr>
+            <w:instrText xml:space="preserve"> PAGE </w:instrText>
+          </w:r>
+          <w:r>
+            <w:rPr>
+              <w:rFonts w:ascii="Avenir Next" w:hAnsi="Avenir Next" w:cs="Avenir Next" w:eastAsia="Avenir Next"/>
+              <w:color w:val="5A5F66"/>
+              <w:sz w:val="15"/>
+              <w:szCs w:val="15"/>
+            </w:rPr>
+            <w:fldChar w:fldCharType="separate"/>
+          </w:r>
+          <w:r>
+            <w:rPr>
+              <w:rFonts w:ascii="Avenir Next" w:hAnsi="Avenir Next" w:cs="Avenir Next" w:eastAsia="Avenir Next"/>
+              <w:color w:val="5A5F66"/>
+              <w:sz w:val="15"/>
+              <w:szCs w:val="15"/>
+            </w:rPr>
+            <w:t xml:space="preserve">1</w:t>
+          </w:r>
+          <w:r>
+            <w:rPr>
+              <w:rFonts w:ascii="Avenir Next" w:hAnsi="Avenir Next" w:cs="Avenir Next" w:eastAsia="Avenir Next"/>
+              <w:color w:val="5A5F66"/>
+              <w:sz w:val="15"/>
+              <w:szCs w:val="15"/>
+            </w:rPr>
+            <w:fldChar w:fldCharType="end"/>
+          </w:r>
+          <w:r>
+            <w:rPr>
+              <w:rFonts w:ascii="Avenir Next" w:hAnsi="Avenir Next" w:cs="Avenir Next" w:eastAsia="Avenir Next"/>
+              <w:color w:val="5A5F66"/>
+              <w:sz w:val="15"/>
+              <w:szCs w:val="15"/>
+            </w:rPr>
+            <w:t xml:space="preserve"> of </w:t>
+          </w:r>
+          <w:r>
+            <w:rPr>
+              <w:rFonts w:ascii="Avenir Next" w:hAnsi="Avenir Next" w:cs="Avenir Next" w:eastAsia="Avenir Next"/>
+              <w:color w:val="5A5F66"/>
+              <w:sz w:val="15"/>
+              <w:szCs w:val="15"/>
+            </w:rPr>
+            <w:fldChar w:fldCharType="begin"/>
+          </w:r>
+          <w:r>
+            <w:rPr>
+              <w:rFonts w:ascii="Avenir Next" w:hAnsi="Avenir Next" w:cs="Avenir Next" w:eastAsia="Avenir Next"/>
+              <w:color w:val="5A5F66"/>
+              <w:sz w:val="15"/>
+              <w:szCs w:val="15"/>
+            </w:rPr>
+            <w:instrText xml:space="preserve"> NUMPAGES </w:instrText>
+          </w:r>
+          <w:r>
+            <w:rPr>
+              <w:rFonts w:ascii="Avenir Next" w:hAnsi="Avenir Next" w:cs="Avenir Next" w:eastAsia="Avenir Next"/>
+              <w:color w:val="5A5F66"/>
+              <w:sz w:val="15"/>
+              <w:szCs w:val="15"/>
+            </w:rPr>
+            <w:fldChar w:fldCharType="separate"/>
+          </w:r>
+          <w:r>
+            <w:rPr>
+              <w:rFonts w:ascii="Avenir Next" w:hAnsi="Avenir Next" w:cs="Avenir Next" w:eastAsia="Avenir Next"/>
+              <w:color w:val="5A5F66"/>
+              <w:sz w:val="15"/>
+              <w:szCs w:val="15"/>
+            </w:rPr>
+            <w:t xml:space="preserve">1</w:t>
+          </w:r>
+          <w:r>
+            <w:rPr>
+              <w:rFonts w:ascii="Avenir Next" w:hAnsi="Avenir Next" w:cs="Avenir Next" w:eastAsia="Avenir Next"/>
+              <w:color w:val="5A5F66"/>
+              <w:sz w:val="15"/>
+              <w:szCs w:val="15"/>
+            </w:rPr>
+            <w:fldChar w:fldCharType="end"/>
           </w:r>
         </w:p>
       </w:tc>
@@ -4571,5 +4681,23 @@
       </w:tblCellMar>
     </w:tblPr>
   </w:style>
+  <w:style w:type="paragraph" w:styleId="Heading1">
+    <w:name w:val="heading 1"/>
+    <w:basedOn w:val="Normal"/>
+    <w:pPr>
+      <w:outlineLvl w:val="0"/>
+      <w:keepNext w:val="0"/>
+      <w:keepLines w:val="0"/>
+    </w:pPr>
+  </w:style>
+  <w:style w:type="paragraph" w:styleId="Heading2">
+    <w:name w:val="heading 2"/>
+    <w:basedOn w:val="Normal"/>
+    <w:pPr>
+      <w:outlineLvl w:val="1"/>
+      <w:keepNext w:val="0"/>
+      <w:keepLines w:val="0"/>
+    </w:pPr>
+  </w:style>
 </w:styles>
 </file>